--- a/docs/CSAT Survey Portal - Technical Design.docx
+++ b/docs/CSAT Survey Portal - Technical Design.docx
@@ -2,38 +2,6 @@
 <file path=word/document.xml><?xml version="1.0" encoding="utf-8"?>
 <w:document xmlns:w="http://schemas.openxmlformats.org/wordprocessingml/2006/main" xmlns:m="http://schemas.openxmlformats.org/officeDocument/2006/math" xmlns:r="http://schemas.openxmlformats.org/officeDocument/2006/relationships" xmlns:o="urn:schemas-microsoft-com:office:office" xmlns:v="urn:schemas-microsoft-com:vml" xmlns:w10="urn:schemas-microsoft-com:office:word" xmlns:a="http://schemas.openxmlformats.org/drawingml/2006/main" xmlns:pic="http://schemas.openxmlformats.org/drawingml/2006/picture" xmlns:wp="http://schemas.openxmlformats.org/drawingml/2006/wordprocessingDrawing">
   <w:body>
-    <w:p>
-      <w:pPr>
-        <w:pStyle w:val="Title"/>
-      </w:pPr>
-      <w:r>
-        <w:t xml:space="preserve">CSAT Survey Portal — Technical Design</w:t>
-      </w:r>
-    </w:p>
-    <w:p>
-      <w:pPr>
-        <w:pStyle w:val="Subtitle"/>
-      </w:pPr>
-      <w:r>
-        <w:t xml:space="preserve">ServiceNow Service Portal · Version 1.0</w:t>
-      </w:r>
-    </w:p>
-    <w:p>
-      <w:pPr>
-        <w:pStyle w:val="Author"/>
-      </w:pPr>
-      <w:r>
-        <w:t xml:space="preserve">ServiceNow Delivery</w:t>
-      </w:r>
-    </w:p>
-    <w:p>
-      <w:pPr>
-        <w:pStyle w:val="Date"/>
-      </w:pPr>
-      <w:r>
-        <w:t xml:space="preserve">2026-08-05</w:t>
-      </w:r>
-    </w:p>
     <w:sdt>
       <w:sdtPr>
         <w:docPartObj>
@@ -60,99 +28,25 @@
         </w:p>
       </w:sdtContent>
     </w:sdt>
-    <w:bookmarkStart w:id="20" w:name="Xe656c7b6450ec476f453091ff6f524ec7bd654f"/>
-    <w:p>
-      <w:pPr>
-        <w:pStyle w:val="Heading2"/>
-      </w:pPr>
-      <w:r>
-        <w:t xml:space="preserve">1. Purpose</w:t>
+    <w:bookmarkStart w:id="40" w:name="csat-survey-portal-technical-design"/>
+    <w:p>
+      <w:pPr>
+        <w:pStyle w:val="Heading1"/>
+      </w:pPr>
+      <w:r>
+        <w:t xml:space="preserve">CSAT Survey Portal — Technical Design</w:t>
       </w:r>
     </w:p>
     <w:p>
       <w:pPr>
         <w:pStyle w:val="FirstParagraph"/>
       </w:pPr>
-      <w:r>
-        <w:t xml:space="preserve">Lets an internal user raise a Customer Satisfaction survey against a customer</w:t>
-      </w:r>
-      <w:r>
-        <w:t xml:space="preserve"> </w:t>
-      </w:r>
-      <w:r>
-        <w:t xml:space="preserve">account from a Service Portal page, choosing who receives it and when, while</w:t>
-      </w:r>
-      <w:r>
-        <w:t xml:space="preserve"> </w:t>
-      </w:r>
-      <w:r>
-        <w:t xml:space="preserve">the platform's own survey engine does the actual delivery and response</w:t>
-      </w:r>
-      <w:r>
-        <w:t xml:space="preserve"> </w:t>
-      </w:r>
-      <w:r>
-        <w:t xml:space="preserve">capture. Every send is written to an audit table.</w:t>
-      </w:r>
-    </w:p>
-    <w:p>
-      <w:pPr>
-        <w:pStyle w:val="BodyText"/>
-      </w:pPr>
-      <w:r>
-        <w:t xml:space="preserve">The solution deliberately uses</w:t>
-      </w:r>
-      <w:r>
-        <w:t xml:space="preserve"> </w:t>
-      </w:r>
       <w:r>
         <w:rPr>
           <w:bCs/>
           <w:b/>
         </w:rPr>
-        <w:t xml:space="preserve">native ServiceNow surveys</w:t>
-      </w:r>
-      <w:r>
-        <w:t xml:space="preserve"> </w:t>
-      </w:r>
-      <w:r>
-        <w:t xml:space="preserve">(</w:t>
-      </w:r>
-      <w:r>
-        <w:rPr>
-          <w:rStyle w:val="VerbatimChar"/>
-        </w:rPr>
-        <w:t xml:space="preserve">asmt_metric_type</w:t>
-      </w:r>
-      <w:r>
-        <w:t xml:space="preserve"> </w:t>
-      </w:r>
-      <w:r>
-        <w:t xml:space="preserve">/</w:t>
-      </w:r>
-      <w:r>
-        <w:t xml:space="preserve"> </w:t>
-      </w:r>
-      <w:r>
-        <w:rPr>
-          <w:rStyle w:val="VerbatimChar"/>
-        </w:rPr>
-        <w:t xml:space="preserve">asmt_assessment_instance</w:t>
-      </w:r>
-      <w:r>
-        <w:t xml:space="preserve">) rather than a bespoke</w:t>
-      </w:r>
-      <w:r>
-        <w:t xml:space="preserve"> </w:t>
-      </w:r>
-      <w:r>
-        <w:t xml:space="preserve">questionnaire, so responses land in the standard assessment tables and are</w:t>
-      </w:r>
-      <w:r>
-        <w:t xml:space="preserve"> </w:t>
-      </w:r>
-      <w:r>
-        <w:t xml:space="preserve">available to the standard survey reporting.</w:t>
+        <w:t xml:space="preserve">Version 1.0 · ServiceNow Service Portal · Global scope</w:t>
       </w:r>
     </w:p>
     <w:p>
@@ -162,187 +56,13 @@
         </w:pict>
       </w:r>
     </w:p>
-    <w:bookmarkEnd w:id="20"/>
-    <w:bookmarkStart w:id="21" w:name="X136a724f0ad6bedecc70d52a088da11b9355002"/>
+    <w:bookmarkStart w:id="20" w:name="purpose"/>
     <w:p>
       <w:pPr>
         <w:pStyle w:val="Heading2"/>
       </w:pPr>
       <w:r>
-        <w:t xml:space="preserve">2. Architecture</w:t>
-      </w:r>
-    </w:p>
-    <w:p>
-      <w:pPr>
-        <w:pStyle w:val="SourceCode"/>
-      </w:pPr>
-      <w:r>
-        <w:rPr>
-          <w:rStyle w:val="VerbatimChar"/>
-        </w:rPr>
-        <w:t xml:space="preserve">Service Portal  /csat</w:t>
-      </w:r>
-      <w:r>
-        <w:br/>
-      </w:r>
-      <w:r>
-        <w:rPr>
-          <w:rStyle w:val="VerbatimChar"/>
-        </w:rPr>
-        <w:t xml:space="preserve">├── csat_home        → widget csat-survey-request    (raise a request)</w:t>
-      </w:r>
-      <w:r>
-        <w:br/>
-      </w:r>
-      <w:r>
-        <w:rPr>
-          <w:rStyle w:val="VerbatimChar"/>
-        </w:rPr>
-        <w:t xml:space="preserve">└── csat_requests    → widget csat-survey-requests   (list all requests)</w:t>
-      </w:r>
-      <w:r>
-        <w:br/>
-      </w:r>
-      <w:r>
-        <w:rPr>
-          <w:rStyle w:val="VerbatimChar"/>
-        </w:rPr>
-        <w:t xml:space="preserve">                              └── embeds widget-data-table</w:t>
-      </w:r>
-      <w:r>
-        <w:br/>
-      </w:r>
-      <w:r>
-        <w:br/>
-      </w:r>
-      <w:r>
-        <w:rPr>
-          <w:rStyle w:val="VerbatimChar"/>
-        </w:rPr>
-        <w:t xml:space="preserve">Widget server script</w:t>
-      </w:r>
-      <w:r>
-        <w:br/>
-      </w:r>
-      <w:r>
-        <w:rPr>
-          <w:rStyle w:val="VerbatimChar"/>
-        </w:rPr>
-        <w:t xml:space="preserve">        │  (no REST hop; $sp server script calls the include directly)</w:t>
-      </w:r>
-      <w:r>
-        <w:br/>
-      </w:r>
-      <w:r>
-        <w:rPr>
-          <w:rStyle w:val="VerbatimChar"/>
-        </w:rPr>
-        <w:t xml:space="preserve">        ▼</w:t>
-      </w:r>
-      <w:r>
-        <w:br/>
-      </w:r>
-      <w:r>
-        <w:rPr>
-          <w:rStyle w:val="VerbatimChar"/>
-        </w:rPr>
-        <w:t xml:space="preserve">CSATSurveyService  ── script include, all business logic</w:t>
-      </w:r>
-      <w:r>
-        <w:br/>
-      </w:r>
-      <w:r>
-        <w:rPr>
-          <w:rStyle w:val="VerbatimChar"/>
-        </w:rPr>
-        <w:t xml:space="preserve">        ├── SNC.AssessmentCreation      → creates asmt_assessment_instance</w:t>
-      </w:r>
-      <w:r>
-        <w:br/>
-      </w:r>
-      <w:r>
-        <w:rPr>
-          <w:rStyle w:val="VerbatimChar"/>
-        </w:rPr>
-        <w:t xml:space="preserve">        └── CSATSurveyNotification      → fires notification events</w:t>
-      </w:r>
-      <w:r>
-        <w:br/>
-      </w:r>
-      <w:r>
-        <w:br/>
-      </w:r>
-      <w:r>
-        <w:rPr>
-          <w:rStyle w:val="VerbatimChar"/>
-        </w:rPr>
-        <w:t xml:space="preserve">Data</w:t>
-      </w:r>
-      <w:r>
-        <w:br/>
-      </w:r>
-      <w:r>
-        <w:rPr>
-          <w:rStyle w:val="VerbatimChar"/>
-        </w:rPr>
-        <w:t xml:space="preserve">├── u_x_csat_survey_request        request header</w:t>
-      </w:r>
-      <w:r>
-        <w:br/>
-      </w:r>
-      <w:r>
-        <w:rPr>
-          <w:rStyle w:val="VerbatimChar"/>
-        </w:rPr>
-        <w:t xml:space="preserve">├── u_x_csat_survey_request_user   recipients (M2M)</w:t>
-      </w:r>
-      <w:r>
-        <w:br/>
-      </w:r>
-      <w:r>
-        <w:rPr>
-          <w:rStyle w:val="VerbatimChar"/>
-        </w:rPr>
-        <w:t xml:space="preserve">└── u_x_csat_survey_execution      per-recipient audit row</w:t>
-      </w:r>
-      <w:r>
-        <w:br/>
-      </w:r>
-      <w:r>
-        <w:br/>
-      </w:r>
-      <w:r>
-        <w:rPr>
-          <w:rStyle w:val="VerbatimChar"/>
-        </w:rPr>
-        <w:t xml:space="preserve">Automation</w:t>
-      </w:r>
-      <w:r>
-        <w:br/>
-      </w:r>
-      <w:r>
-        <w:rPr>
-          <w:rStyle w:val="VerbatimChar"/>
-        </w:rPr>
-        <w:t xml:space="preserve">├── BR  CSAT Survey Request - Process on Submit   (request → active)</w:t>
-      </w:r>
-      <w:r>
-        <w:br/>
-      </w:r>
-      <w:r>
-        <w:rPr>
-          <w:rStyle w:val="VerbatimChar"/>
-        </w:rPr>
-        <w:t xml:space="preserve">├── BR  CSAT Survey - Notify on Submission        (instance → complete)</w:t>
-      </w:r>
-      <w:r>
-        <w:br/>
-      </w:r>
-      <w:r>
-        <w:rPr>
-          <w:rStyle w:val="VerbatimChar"/>
-        </w:rPr>
-        <w:t xml:space="preserve">└── Job CSAT Survey Request - Scheduled Runner    (daily, recurring sends)</w:t>
+        <w:t xml:space="preserve">1. Purpose</w:t>
       </w:r>
     </w:p>
     <w:p>
@@ -350,7 +70,33 @@
         <w:pStyle w:val="FirstParagraph"/>
       </w:pPr>
       <w:r>
-        <w:t xml:space="preserve">Everything is created in the</w:t>
+        <w:t xml:space="preserve">Lets an internal user raise a Customer Satisfaction survey against a customer</w:t>
+      </w:r>
+      <w:r>
+        <w:t xml:space="preserve"> </w:t>
+      </w:r>
+      <w:r>
+        <w:t xml:space="preserve">account from a Service Portal page, choosing who receives it and when, while</w:t>
+      </w:r>
+      <w:r>
+        <w:t xml:space="preserve"> </w:t>
+      </w:r>
+      <w:r>
+        <w:t xml:space="preserve">the platform’s own survey engine does the actual delivery and response</w:t>
+      </w:r>
+      <w:r>
+        <w:t xml:space="preserve"> </w:t>
+      </w:r>
+      <w:r>
+        <w:t xml:space="preserve">capture. Every send is written to an audit table.</w:t>
+      </w:r>
+    </w:p>
+    <w:p>
+      <w:pPr>
+        <w:pStyle w:val="BodyText"/>
+      </w:pPr>
+      <w:r>
+        <w:t xml:space="preserve">The solution deliberately uses</w:t>
       </w:r>
       <w:r>
         <w:t xml:space="preserve"> </w:t>
@@ -360,25 +106,7 @@
           <w:bCs/>
           <w:b/>
         </w:rPr>
-        <w:t xml:space="preserve">global</w:t>
-      </w:r>
-      <w:r>
-        <w:t xml:space="preserve"> </w:t>
-      </w:r>
-      <w:r>
-        <w:t xml:space="preserve">scope. A scoped application was</w:t>
-      </w:r>
-      <w:r>
-        <w:t xml:space="preserve"> </w:t>
-      </w:r>
-      <w:r>
-        <w:t xml:space="preserve">deliberately avoided: it forces its own Default update set that cannot be</w:t>
-      </w:r>
-      <w:r>
-        <w:t xml:space="preserve"> </w:t>
-      </w:r>
-      <w:r>
-        <w:t xml:space="preserve">merged with a global one, and it prefixes every table name with the scope</w:t>
+        <w:t xml:space="preserve">native ServiceNow surveys</w:t>
       </w:r>
       <w:r>
         <w:t xml:space="preserve"> </w:t>
@@ -390,10 +118,37 @@
         <w:rPr>
           <w:rStyle w:val="VerbatimChar"/>
         </w:rPr>
-        <w:t xml:space="preserve">x_csat_survey_u_x_csat_survey_request</w:t>
-      </w:r>
-      <w:r>
-        <w:t xml:space="preserve">), which breaks references.</w:t>
+        <w:t xml:space="preserve">asmt_metric_type</w:t>
+      </w:r>
+      <w:r>
+        <w:t xml:space="preserve"> </w:t>
+      </w:r>
+      <w:r>
+        <w:t xml:space="preserve">/</w:t>
+      </w:r>
+      <w:r>
+        <w:t xml:space="preserve"> </w:t>
+      </w:r>
+      <w:r>
+        <w:rPr>
+          <w:rStyle w:val="VerbatimChar"/>
+        </w:rPr>
+        <w:t xml:space="preserve">asmt_assessment_instance</w:t>
+      </w:r>
+      <w:r>
+        <w:t xml:space="preserve">) rather than a bespoke</w:t>
+      </w:r>
+      <w:r>
+        <w:t xml:space="preserve"> </w:t>
+      </w:r>
+      <w:r>
+        <w:t xml:space="preserve">questionnaire, so responses land in the standard assessment tables and are</w:t>
+      </w:r>
+      <w:r>
+        <w:t xml:space="preserve"> </w:t>
+      </w:r>
+      <w:r>
+        <w:t xml:space="preserve">available to the standard survey reporting.</w:t>
       </w:r>
     </w:p>
     <w:p>
@@ -403,8 +158,249 @@
         </w:pict>
       </w:r>
     </w:p>
+    <w:bookmarkEnd w:id="20"/>
+    <w:bookmarkStart w:id="21" w:name="architecture"/>
+    <w:p>
+      <w:pPr>
+        <w:pStyle w:val="Heading2"/>
+      </w:pPr>
+      <w:r>
+        <w:t xml:space="preserve">2. Architecture</w:t>
+      </w:r>
+    </w:p>
+    <w:p>
+      <w:pPr>
+        <w:pStyle w:val="SourceCode"/>
+      </w:pPr>
+      <w:r>
+        <w:rPr>
+          <w:rStyle w:val="VerbatimChar"/>
+        </w:rPr>
+        <w:t xml:space="preserve">Service Portal  /csat</w:t>
+      </w:r>
+      <w:r>
+        <w:br/>
+      </w:r>
+      <w:r>
+        <w:rPr>
+          <w:rStyle w:val="VerbatimChar"/>
+        </w:rPr>
+        <w:t xml:space="preserve">├── csat_home        → widget csat-survey-request    (raise a request)</w:t>
+      </w:r>
+      <w:r>
+        <w:br/>
+      </w:r>
+      <w:r>
+        <w:rPr>
+          <w:rStyle w:val="VerbatimChar"/>
+        </w:rPr>
+        <w:t xml:space="preserve">└── csat_requests    → widget csat-survey-requests   (list all requests)</w:t>
+      </w:r>
+      <w:r>
+        <w:br/>
+      </w:r>
+      <w:r>
+        <w:rPr>
+          <w:rStyle w:val="VerbatimChar"/>
+        </w:rPr>
+        <w:t xml:space="preserve">                              └── embeds widget-data-table</w:t>
+      </w:r>
+      <w:r>
+        <w:br/>
+      </w:r>
+      <w:r>
+        <w:br/>
+      </w:r>
+      <w:r>
+        <w:rPr>
+          <w:rStyle w:val="VerbatimChar"/>
+        </w:rPr>
+        <w:t xml:space="preserve">Widget server script</w:t>
+      </w:r>
+      <w:r>
+        <w:br/>
+      </w:r>
+      <w:r>
+        <w:rPr>
+          <w:rStyle w:val="VerbatimChar"/>
+        </w:rPr>
+        <w:t xml:space="preserve">        │  (no REST hop; $sp server script calls the include directly)</w:t>
+      </w:r>
+      <w:r>
+        <w:br/>
+      </w:r>
+      <w:r>
+        <w:rPr>
+          <w:rStyle w:val="VerbatimChar"/>
+        </w:rPr>
+        <w:t xml:space="preserve">        ▼</w:t>
+      </w:r>
+      <w:r>
+        <w:br/>
+      </w:r>
+      <w:r>
+        <w:rPr>
+          <w:rStyle w:val="VerbatimChar"/>
+        </w:rPr>
+        <w:t xml:space="preserve">CSATSurveyService  ── script include, all business logic</w:t>
+      </w:r>
+      <w:r>
+        <w:br/>
+      </w:r>
+      <w:r>
+        <w:rPr>
+          <w:rStyle w:val="VerbatimChar"/>
+        </w:rPr>
+        <w:t xml:space="preserve">        ├── SNC.AssessmentCreation      → creates asmt_assessment_instance</w:t>
+      </w:r>
+      <w:r>
+        <w:br/>
+      </w:r>
+      <w:r>
+        <w:rPr>
+          <w:rStyle w:val="VerbatimChar"/>
+        </w:rPr>
+        <w:t xml:space="preserve">        └── CSATSurveyNotification      → fires notification events</w:t>
+      </w:r>
+      <w:r>
+        <w:br/>
+      </w:r>
+      <w:r>
+        <w:br/>
+      </w:r>
+      <w:r>
+        <w:rPr>
+          <w:rStyle w:val="VerbatimChar"/>
+        </w:rPr>
+        <w:t xml:space="preserve">Data</w:t>
+      </w:r>
+      <w:r>
+        <w:br/>
+      </w:r>
+      <w:r>
+        <w:rPr>
+          <w:rStyle w:val="VerbatimChar"/>
+        </w:rPr>
+        <w:t xml:space="preserve">├── u_x_csat_survey_request        request header</w:t>
+      </w:r>
+      <w:r>
+        <w:br/>
+      </w:r>
+      <w:r>
+        <w:rPr>
+          <w:rStyle w:val="VerbatimChar"/>
+        </w:rPr>
+        <w:t xml:space="preserve">├── u_x_csat_survey_request_user   recipients (M2M)</w:t>
+      </w:r>
+      <w:r>
+        <w:br/>
+      </w:r>
+      <w:r>
+        <w:rPr>
+          <w:rStyle w:val="VerbatimChar"/>
+        </w:rPr>
+        <w:t xml:space="preserve">└── u_x_csat_survey_execution      per-recipient audit row</w:t>
+      </w:r>
+      <w:r>
+        <w:br/>
+      </w:r>
+      <w:r>
+        <w:br/>
+      </w:r>
+      <w:r>
+        <w:rPr>
+          <w:rStyle w:val="VerbatimChar"/>
+        </w:rPr>
+        <w:t xml:space="preserve">Automation</w:t>
+      </w:r>
+      <w:r>
+        <w:br/>
+      </w:r>
+      <w:r>
+        <w:rPr>
+          <w:rStyle w:val="VerbatimChar"/>
+        </w:rPr>
+        <w:t xml:space="preserve">├── BR  CSAT Survey Request - Process on Submit   (request → active)</w:t>
+      </w:r>
+      <w:r>
+        <w:br/>
+      </w:r>
+      <w:r>
+        <w:rPr>
+          <w:rStyle w:val="VerbatimChar"/>
+        </w:rPr>
+        <w:t xml:space="preserve">├── BR  CSAT Survey - Notify on Submission        (instance → complete)</w:t>
+      </w:r>
+      <w:r>
+        <w:br/>
+      </w:r>
+      <w:r>
+        <w:rPr>
+          <w:rStyle w:val="VerbatimChar"/>
+        </w:rPr>
+        <w:t xml:space="preserve">└── Job CSAT Survey Request - Scheduled Runner    (daily, recurring sends)</w:t>
+      </w:r>
+    </w:p>
+    <w:p>
+      <w:pPr>
+        <w:pStyle w:val="FirstParagraph"/>
+      </w:pPr>
+      <w:r>
+        <w:t xml:space="preserve">Everything is created in the</w:t>
+      </w:r>
+      <w:r>
+        <w:t xml:space="preserve"> </w:t>
+      </w:r>
+      <w:r>
+        <w:rPr>
+          <w:bCs/>
+          <w:b/>
+        </w:rPr>
+        <w:t xml:space="preserve">global</w:t>
+      </w:r>
+      <w:r>
+        <w:t xml:space="preserve"> </w:t>
+      </w:r>
+      <w:r>
+        <w:t xml:space="preserve">scope. A scoped application was</w:t>
+      </w:r>
+      <w:r>
+        <w:t xml:space="preserve"> </w:t>
+      </w:r>
+      <w:r>
+        <w:t xml:space="preserve">deliberately avoided: it forces its own Default update set that cannot be</w:t>
+      </w:r>
+      <w:r>
+        <w:t xml:space="preserve"> </w:t>
+      </w:r>
+      <w:r>
+        <w:t xml:space="preserve">merged with a global one, and it prefixes every table name with the scope</w:t>
+      </w:r>
+      <w:r>
+        <w:t xml:space="preserve"> </w:t>
+      </w:r>
+      <w:r>
+        <w:t xml:space="preserve">(</w:t>
+      </w:r>
+      <w:r>
+        <w:rPr>
+          <w:rStyle w:val="VerbatimChar"/>
+        </w:rPr>
+        <w:t xml:space="preserve">x_csat_survey_u_x_csat_survey_request</w:t>
+      </w:r>
+      <w:r>
+        <w:t xml:space="preserve">), which breaks references.</w:t>
+      </w:r>
+    </w:p>
+    <w:p>
+      <w:r>
+        <w:pict>
+          <v:rect style="width:0;height:1.5pt" o:hralign="center" o:hrstd="t" o:hr="t"/>
+        </w:pict>
+      </w:r>
+    </w:p>
     <w:bookmarkEnd w:id="21"/>
-    <w:bookmarkStart w:id="25" w:name="Xfdc96b7bb8567d56ad8973540bdfa35c3bdaeec"/>
+    <w:bookmarkStart w:id="25" w:name="data-model"/>
     <w:p>
       <w:pPr>
         <w:pStyle w:val="Heading2"/>
@@ -413,7 +409,7 @@
         <w:t xml:space="preserve">3. Data model</w:t>
       </w:r>
     </w:p>
-    <w:bookmarkStart w:id="22" w:name="X5bc4a0e226c3bebb4629dca52afb545870d7267"/>
+    <w:bookmarkStart w:id="22" w:name="u_x_csat_survey_request"/>
     <w:p>
       <w:pPr>
         <w:pStyle w:val="Heading3"/>
@@ -434,7 +430,7 @@
     <w:tbl>
       <w:tblPr>
         <w:tblStyle w:val="Table"/>
-        <w:tblW w:type="auto" w:w="0"/>
+        <w:tblW w:type="pct" w:w="5000"/>
         <w:tblLook w:firstRow="1" w:lastRow="0" w:firstColumn="0" w:lastColumn="0" w:noHBand="0" w:noVBand="0" w:val="0020"/>
         <w:jc w:val="start"/>
       </w:tblPr>
@@ -1057,7 +1053,7 @@
       </w:tr>
     </w:tbl>
     <w:bookmarkEnd w:id="22"/>
-    <w:bookmarkStart w:id="23" w:name="Xe0b42e9d7a3a0ee63dda4946777846207161907"/>
+    <w:bookmarkStart w:id="23" w:name="u_x_csat_survey_request_user"/>
     <w:p>
       <w:pPr>
         <w:pStyle w:val="Heading3"/>
@@ -1213,7 +1209,7 @@
       </w:r>
     </w:p>
     <w:bookmarkEnd w:id="23"/>
-    <w:bookmarkStart w:id="24" w:name="X5109a6274633c0e96624e57a8ec1261d86593ea"/>
+    <w:bookmarkStart w:id="24" w:name="u_x_csat_survey_execution"/>
     <w:p>
       <w:pPr>
         <w:pStyle w:val="Heading3"/>
@@ -1234,7 +1230,7 @@
     <w:tbl>
       <w:tblPr>
         <w:tblStyle w:val="Table"/>
-        <w:tblW w:type="auto" w:w="0"/>
+        <w:tblW w:type="pct" w:w="5000"/>
         <w:tblLook w:firstRow="1" w:lastRow="0" w:firstColumn="0" w:lastColumn="0" w:noHBand="0" w:noVBand="0" w:val="0020"/>
         <w:jc w:val="start"/>
       </w:tblPr>
@@ -1768,7 +1764,7 @@
     </w:p>
     <w:bookmarkEnd w:id="24"/>
     <w:bookmarkEnd w:id="25"/>
-    <w:bookmarkStart w:id="28" w:name="Xcaa67c608ee2fff970d99ba885095af697e6c92"/>
+    <w:bookmarkStart w:id="28" w:name="server-logic-csatsurveyservice"/>
     <w:p>
       <w:pPr>
         <w:pStyle w:val="Heading2"/>
@@ -1789,7 +1785,7 @@
     <w:tbl>
       <w:tblPr>
         <w:tblStyle w:val="Table"/>
-        <w:tblW w:type="auto" w:w="0"/>
+        <w:tblW w:type="pct" w:w="5000"/>
         <w:tblLook w:firstRow="1" w:lastRow="0" w:firstColumn="0" w:lastColumn="0" w:noHBand="0" w:noVBand="0" w:val="0020"/>
         <w:jc w:val="start"/>
       </w:tblPr>
@@ -2230,7 +2226,7 @@
         </w:tc>
       </w:tr>
     </w:tbl>
-    <w:bookmarkStart w:id="26" w:name="Xf82821e45770cbf0a43b48ef8e30a424b893be7"/>
+    <w:bookmarkStart w:id="26" w:name="survey-creation"/>
     <w:p>
       <w:pPr>
         <w:pStyle w:val="Heading3"/>
@@ -2702,7 +2698,7 @@
         <w:t xml:space="preserve"> </w:t>
       </w:r>
       <w:r>
-        <w:t xml:space="preserve">metric type's own table, which does not match, and it returns</w:t>
+        <w:t xml:space="preserve">metric type’s own table, which does not match, and it returns</w:t>
       </w:r>
       <w:r>
         <w:t xml:space="preserve"> </w:t>
@@ -2796,7 +2792,7 @@
       </w:r>
     </w:p>
     <w:bookmarkEnd w:id="26"/>
-    <w:bookmarkStart w:id="27" w:name="X3d578fc56d1f43e79fc5e357406b7e46946dec8"/>
+    <w:bookmarkStart w:id="27" w:name="rules-enforced-server-side"/>
     <w:p>
       <w:pPr>
         <w:pStyle w:val="Heading3"/>
@@ -2808,7 +2804,7 @@
     <w:tbl>
       <w:tblPr>
         <w:tblStyle w:val="Table"/>
-        <w:tblW w:type="auto" w:w="0"/>
+        <w:tblW w:type="pct" w:w="5000"/>
         <w:tblLook w:firstRow="1" w:lastRow="0" w:firstColumn="0" w:lastColumn="0" w:noHBand="0" w:noVBand="0" w:val="0020"/>
         <w:jc w:val="start"/>
       </w:tblPr>
@@ -3068,7 +3064,7 @@
     </w:p>
     <w:bookmarkEnd w:id="27"/>
     <w:bookmarkEnd w:id="28"/>
-    <w:bookmarkStart w:id="29" w:name="Xe35a4b4df32898d635c3880f26c410057bd2051"/>
+    <w:bookmarkStart w:id="29" w:name="notifications"/>
     <w:p>
       <w:pPr>
         <w:pStyle w:val="Heading2"/>
@@ -3080,7 +3076,7 @@
     <w:tbl>
       <w:tblPr>
         <w:tblStyle w:val="Table"/>
-        <w:tblW w:type="auto" w:w="0"/>
+        <w:tblW w:type="pct" w:w="5000"/>
         <w:tblLook w:firstRow="1" w:lastRow="0" w:firstColumn="0" w:lastColumn="0" w:noHBand="0" w:noVBand="0" w:val="0020"/>
         <w:jc w:val="start"/>
       </w:tblPr>
@@ -3513,7 +3509,7 @@
       </w:r>
     </w:p>
     <w:bookmarkEnd w:id="29"/>
-    <w:bookmarkStart w:id="32" w:name="Xe9385d5e61678bafaf72be2c566e64905240bd5"/>
+    <w:bookmarkStart w:id="33" w:name="portal-widgets"/>
     <w:p>
       <w:pPr>
         <w:pStyle w:val="Heading2"/>
@@ -3791,6 +3787,122 @@
       </w:r>
       <w:r>
         <w:t xml:space="preserve">, which opens the request form instead of an empty record.</w:t>
+      </w:r>
+    </w:p>
+    <w:bookmarkEnd w:id="31"/>
+    <w:bookmarkStart w:id="32" w:name="csat-survey-report"/>
+    <w:p>
+      <w:pPr>
+        <w:pStyle w:val="Heading3"/>
+      </w:pPr>
+      <w:r>
+        <w:rPr>
+          <w:rStyle w:val="VerbatimChar"/>
+        </w:rPr>
+        <w:t xml:space="preserve">csat-survey-report</w:t>
+      </w:r>
+    </w:p>
+    <w:p>
+      <w:pPr>
+        <w:pStyle w:val="FirstParagraph"/>
+      </w:pPr>
+      <w:r>
+        <w:t xml:space="preserve">Server script exposes</w:t>
+      </w:r>
+      <w:r>
+        <w:t xml:space="preserve"> </w:t>
+      </w:r>
+      <w:r>
+        <w:rPr>
+          <w:rStyle w:val="VerbatimChar"/>
+        </w:rPr>
+        <w:t xml:space="preserve">run</w:t>
+      </w:r>
+      <w:r>
+        <w:t xml:space="preserve"> </w:t>
+      </w:r>
+      <w:r>
+        <w:t xml:space="preserve">and</w:t>
+      </w:r>
+      <w:r>
+        <w:t xml:space="preserve"> </w:t>
+      </w:r>
+      <w:r>
+        <w:rPr>
+          <w:rStyle w:val="VerbatimChar"/>
+        </w:rPr>
+        <w:t xml:space="preserve">pdf</w:t>
+      </w:r>
+      <w:r>
+        <w:t xml:space="preserve">; both delegate to</w:t>
+      </w:r>
+      <w:r>
+        <w:t xml:space="preserve"> </w:t>
+      </w:r>
+      <w:r>
+        <w:rPr>
+          <w:rStyle w:val="VerbatimChar"/>
+        </w:rPr>
+        <w:t xml:space="preserve">CSATSurveyReport</w:t>
+      </w:r>
+      <w:r>
+        <w:t xml:space="preserve">.</w:t>
+      </w:r>
+      <w:r>
+        <w:t xml:space="preserve"> </w:t>
+      </w:r>
+      <w:r>
+        <w:rPr>
+          <w:rStyle w:val="VerbatimChar"/>
+        </w:rPr>
+        <w:t xml:space="preserve">run</w:t>
+      </w:r>
+      <w:r>
+        <w:t xml:space="preserve"> </w:t>
+      </w:r>
+      <w:r>
+        <w:t xml:space="preserve">returns the result rows, the summary, the per-account and per-survey</w:t>
+      </w:r>
+      <w:r>
+        <w:t xml:space="preserve"> </w:t>
+      </w:r>
+      <w:r>
+        <w:t xml:space="preserve">breakdowns, and the Excel export URL for the filters just used.</w:t>
+      </w:r>
+    </w:p>
+    <w:p>
+      <w:pPr>
+        <w:pStyle w:val="BodyText"/>
+      </w:pPr>
+      <w:r>
+        <w:t xml:space="preserve">Filter options are limited to surveys the portal is configured to send, read</w:t>
+      </w:r>
+      <w:r>
+        <w:t xml:space="preserve"> </w:t>
+      </w:r>
+      <w:r>
+        <w:t xml:space="preserve">from the same</w:t>
+      </w:r>
+      <w:r>
+        <w:t xml:space="preserve"> </w:t>
+      </w:r>
+      <w:r>
+        <w:rPr>
+          <w:rStyle w:val="VerbatimChar"/>
+        </w:rPr>
+        <w:t xml:space="preserve">csat.portal.survey_names</w:t>
+      </w:r>
+      <w:r>
+        <w:t xml:space="preserve"> </w:t>
+      </w:r>
+      <w:r>
+        <w:t xml:space="preserve">property as the request form, so the</w:t>
+      </w:r>
+      <w:r>
+        <w:t xml:space="preserve"> </w:t>
+      </w:r>
+      <w:r>
+        <w:t xml:space="preserve">report never offers a survey the portal cannot raise.</w:t>
       </w:r>
     </w:p>
     <w:p>
@@ -3800,9 +3912,560 @@
         </w:pict>
       </w:r>
     </w:p>
-    <w:bookmarkEnd w:id="31"/>
     <w:bookmarkEnd w:id="32"/>
-    <w:bookmarkStart w:id="33" w:name="X96bf7fef3450a3e55620947fae28945d62c3b09"/>
+    <w:bookmarkEnd w:id="33"/>
+    <w:bookmarkStart w:id="34" w:name="report-exports"/>
+    <w:p>
+      <w:pPr>
+        <w:pStyle w:val="Heading2"/>
+      </w:pPr>
+      <w:r>
+        <w:t xml:space="preserve">6.1 Report exports</w:t>
+      </w:r>
+    </w:p>
+    <w:p>
+      <w:pPr>
+        <w:pStyle w:val="FirstParagraph"/>
+      </w:pPr>
+      <w:r>
+        <w:t xml:space="preserve">The report exports to PDF, Excel and CSV. Each takes a different route because</w:t>
+      </w:r>
+      <w:r>
+        <w:t xml:space="preserve"> </w:t>
+      </w:r>
+      <w:r>
+        <w:t xml:space="preserve">each has a different constraint.</w:t>
+      </w:r>
+    </w:p>
+    <w:tbl>
+      <w:tblPr>
+        <w:tblStyle w:val="Table"/>
+        <w:tblW w:type="pct" w:w="5000"/>
+        <w:tblLook w:firstRow="1" w:lastRow="0" w:firstColumn="0" w:lastColumn="0" w:noHBand="0" w:noVBand="0" w:val="0020"/>
+        <w:jc w:val="start"/>
+      </w:tblPr>
+      <w:tblGrid>
+        <w:gridCol w:w="2640"/>
+        <w:gridCol w:w="2640"/>
+        <w:gridCol w:w="2640"/>
+      </w:tblGrid>
+      <w:tr>
+        <w:trPr>
+          <w:tblHeader w:val="true"/>
+        </w:trPr>
+        <w:tc>
+          <w:tcPr/>
+          <w:p>
+            <w:pPr>
+              <w:pStyle w:val="Compact"/>
+              <w:jc w:val="left"/>
+            </w:pPr>
+            <w:r>
+              <w:t xml:space="preserve">Format</w:t>
+            </w:r>
+          </w:p>
+        </w:tc>
+        <w:tc>
+          <w:tcPr/>
+          <w:p>
+            <w:pPr>
+              <w:pStyle w:val="Compact"/>
+              <w:jc w:val="left"/>
+            </w:pPr>
+            <w:r>
+              <w:t xml:space="preserve">Produced by</w:t>
+            </w:r>
+          </w:p>
+        </w:tc>
+        <w:tc>
+          <w:tcPr/>
+          <w:p>
+            <w:pPr>
+              <w:pStyle w:val="Compact"/>
+              <w:jc w:val="left"/>
+            </w:pPr>
+            <w:r>
+              <w:t xml:space="preserve">Why</w:t>
+            </w:r>
+          </w:p>
+        </w:tc>
+      </w:tr>
+      <w:tr>
+        <w:tc>
+          <w:tcPr/>
+          <w:p>
+            <w:pPr>
+              <w:pStyle w:val="Compact"/>
+              <w:jc w:val="left"/>
+            </w:pPr>
+            <w:r>
+              <w:t xml:space="preserve">CSV</w:t>
+            </w:r>
+          </w:p>
+        </w:tc>
+        <w:tc>
+          <w:tcPr/>
+          <w:p>
+            <w:pPr>
+              <w:pStyle w:val="Compact"/>
+              <w:jc w:val="left"/>
+            </w:pPr>
+            <w:r>
+              <w:t xml:space="preserve">Browser, from rows already returned</w:t>
+            </w:r>
+          </w:p>
+        </w:tc>
+        <w:tc>
+          <w:tcPr/>
+          <w:p>
+            <w:pPr>
+              <w:pStyle w:val="Compact"/>
+              <w:jc w:val="left"/>
+            </w:pPr>
+            <w:r>
+              <w:t xml:space="preserve">No round trip and no re-query</w:t>
+            </w:r>
+          </w:p>
+        </w:tc>
+      </w:tr>
+      <w:tr>
+        <w:tc>
+          <w:tcPr/>
+          <w:p>
+            <w:pPr>
+              <w:pStyle w:val="Compact"/>
+              <w:jc w:val="left"/>
+            </w:pPr>
+            <w:r>
+              <w:t xml:space="preserve">Excel</w:t>
+            </w:r>
+          </w:p>
+        </w:tc>
+        <w:tc>
+          <w:tcPr/>
+          <w:p>
+            <w:pPr>
+              <w:pStyle w:val="Compact"/>
+              <w:jc w:val="left"/>
+            </w:pPr>
+            <w:r>
+              <w:t xml:space="preserve">Platform list exporter (</w:t>
+            </w:r>
+            <w:r>
+              <w:rPr>
+                <w:rStyle w:val="VerbatimChar"/>
+              </w:rPr>
+              <w:t xml:space="preserve">.do?XLSX</w:t>
+            </w:r>
+            <w:r>
+              <w:t xml:space="preserve">)</w:t>
+            </w:r>
+          </w:p>
+        </w:tc>
+        <w:tc>
+          <w:tcPr/>
+          <w:p>
+            <w:pPr>
+              <w:pStyle w:val="Compact"/>
+              <w:jc w:val="left"/>
+            </w:pPr>
+            <w:r>
+              <w:t xml:space="preserve">A genuine workbook, and it applies the caller’s own read access</w:t>
+            </w:r>
+          </w:p>
+        </w:tc>
+      </w:tr>
+      <w:tr>
+        <w:tc>
+          <w:tcPr/>
+          <w:p>
+            <w:pPr>
+              <w:pStyle w:val="Compact"/>
+              <w:jc w:val="left"/>
+            </w:pPr>
+            <w:r>
+              <w:t xml:space="preserve">PDF</w:t>
+            </w:r>
+          </w:p>
+        </w:tc>
+        <w:tc>
+          <w:tcPr/>
+          <w:p>
+            <w:pPr>
+              <w:pStyle w:val="Compact"/>
+              <w:jc w:val="left"/>
+            </w:pPr>
+            <w:r>
+              <w:rPr>
+                <w:rStyle w:val="VerbatimChar"/>
+              </w:rPr>
+              <w:t xml:space="preserve">sn_pdfgeneratorutils.PDFGenerationAPI</w:t>
+            </w:r>
+          </w:p>
+        </w:tc>
+        <w:tc>
+          <w:tcPr/>
+          <w:p>
+            <w:pPr>
+              <w:pStyle w:val="Compact"/>
+              <w:jc w:val="left"/>
+            </w:pPr>
+            <w:r>
+              <w:t xml:space="preserve">Carries the summary and breakdowns, not just detail rows</w:t>
+            </w:r>
+          </w:p>
+        </w:tc>
+      </w:tr>
+    </w:tbl>
+    <w:p>
+      <w:pPr>
+        <w:pStyle w:val="BodyText"/>
+      </w:pPr>
+      <w:r>
+        <w:rPr>
+          <w:bCs/>
+          <w:b/>
+        </w:rPr>
+        <w:t xml:space="preserve">Excel.</w:t>
+      </w:r>
+      <w:r>
+        <w:t xml:space="preserve"> </w:t>
+      </w:r>
+      <w:r>
+        <w:rPr>
+          <w:rStyle w:val="VerbatimChar"/>
+        </w:rPr>
+        <w:t xml:space="preserve">CSATSurveyReport.getExcelUrl()</w:t>
+      </w:r>
+      <w:r>
+        <w:t xml:space="preserve"> </w:t>
+      </w:r>
+      <w:r>
+        <w:t xml:space="preserve">renders the active filters as an</w:t>
+      </w:r>
+      <w:r>
+        <w:t xml:space="preserve"> </w:t>
+      </w:r>
+      <w:r>
+        <w:t xml:space="preserve">encoded query and points the platform’s own XLSX exporter at</w:t>
+      </w:r>
+      <w:r>
+        <w:t xml:space="preserve"> </w:t>
+      </w:r>
+      <w:r>
+        <w:rPr>
+          <w:rStyle w:val="VerbatimChar"/>
+        </w:rPr>
+        <w:t xml:space="preserve">u_x_csat_survey_execution</w:t>
+      </w:r>
+      <w:r>
+        <w:t xml:space="preserve">. Nothing is assembled by hand, so the file is a real</w:t>
+      </w:r>
+      <w:r>
+        <w:t xml:space="preserve"> </w:t>
+      </w:r>
+      <w:r>
+        <w:rPr>
+          <w:rStyle w:val="VerbatimChar"/>
+        </w:rPr>
+        <w:t xml:space="preserve">.xlsx</w:t>
+      </w:r>
+      <w:r>
+        <w:t xml:space="preserve"> </w:t>
+      </w:r>
+      <w:r>
+        <w:t xml:space="preserve">and the rows respect the reader’s access to the underlying records.</w:t>
+      </w:r>
+    </w:p>
+    <w:p>
+      <w:pPr>
+        <w:pStyle w:val="BodyText"/>
+      </w:pPr>
+      <w:r>
+        <w:t xml:space="preserve">The encoded query mirrors the in-script filtering, including the case where an</w:t>
+      </w:r>
+      <w:r>
+        <w:t xml:space="preserve"> </w:t>
+      </w:r>
+      <w:r>
+        <w:t xml:space="preserve">execution has no assessment instance at all:</w:t>
+      </w:r>
+    </w:p>
+    <w:p>
+      <w:pPr>
+        <w:pStyle w:val="SourceCode"/>
+      </w:pPr>
+      <w:r>
+        <w:rPr>
+          <w:rStyle w:val="VerbatimChar"/>
+        </w:rPr>
+        <w:t xml:space="preserve">u_status=success</w:t>
+      </w:r>
+      <w:r>
+        <w:br/>
+      </w:r>
+      <w:r>
+        <w:rPr>
+          <w:rStyle w:val="VerbatimChar"/>
+        </w:rPr>
+        <w:t xml:space="preserve">  ^u_assessment_instance.state!=complete</w:t>
+      </w:r>
+      <w:r>
+        <w:br/>
+      </w:r>
+      <w:r>
+        <w:rPr>
+          <w:rStyle w:val="VerbatimChar"/>
+        </w:rPr>
+        <w:t xml:space="preserve">  ^ORu_assessment_instanceISEMPTY</w:t>
+      </w:r>
+    </w:p>
+    <w:p>
+      <w:pPr>
+        <w:pStyle w:val="FirstParagraph"/>
+      </w:pPr>
+      <w:r>
+        <w:t xml:space="preserve">A dot-walked</w:t>
+      </w:r>
+      <w:r>
+        <w:t xml:space="preserve"> </w:t>
+      </w:r>
+      <w:r>
+        <w:rPr>
+          <w:rStyle w:val="VerbatimChar"/>
+        </w:rPr>
+        <w:t xml:space="preserve">!=</w:t>
+      </w:r>
+      <w:r>
+        <w:t xml:space="preserve"> </w:t>
+      </w:r>
+      <w:r>
+        <w:t xml:space="preserve">drops rows whose reference is empty, so the</w:t>
+      </w:r>
+      <w:r>
+        <w:t xml:space="preserve"> </w:t>
+      </w:r>
+      <w:r>
+        <w:rPr>
+          <w:rStyle w:val="VerbatimChar"/>
+        </w:rPr>
+        <w:t xml:space="preserve">ORISEMPTY</w:t>
+      </w:r>
+      <w:r>
+        <w:t xml:space="preserve"> </w:t>
+      </w:r>
+      <w:r>
+        <w:t xml:space="preserve">clause</w:t>
+      </w:r>
+      <w:r>
+        <w:t xml:space="preserve"> </w:t>
+      </w:r>
+      <w:r>
+        <w:t xml:space="preserve">is required for</w:t>
+      </w:r>
+      <w:r>
+        <w:t xml:space="preserve"> </w:t>
+      </w:r>
+      <w:r>
+        <w:t xml:space="preserve">“</w:t>
+      </w:r>
+      <w:r>
+        <w:t xml:space="preserve">awaiting reply</w:t>
+      </w:r>
+      <w:r>
+        <w:t xml:space="preserve">”</w:t>
+      </w:r>
+      <w:r>
+        <w:t xml:space="preserve"> </w:t>
+      </w:r>
+      <w:r>
+        <w:t xml:space="preserve">to match what the report shows on screen.</w:t>
+      </w:r>
+    </w:p>
+    <w:p>
+      <w:pPr>
+        <w:pStyle w:val="BodyText"/>
+      </w:pPr>
+      <w:r>
+        <w:rPr>
+          <w:bCs/>
+          <w:b/>
+        </w:rPr>
+        <w:t xml:space="preserve">PDF.</w:t>
+      </w:r>
+      <w:r>
+        <w:t xml:space="preserve"> </w:t>
+      </w:r>
+      <w:r>
+        <w:rPr>
+          <w:rStyle w:val="VerbatimChar"/>
+        </w:rPr>
+        <w:t xml:space="preserve">generatePdf()</w:t>
+      </w:r>
+      <w:r>
+        <w:t xml:space="preserve"> </w:t>
+      </w:r>
+      <w:r>
+        <w:t xml:space="preserve">renders the same figures to HTML and converts them.</w:t>
+      </w:r>
+      <w:r>
+        <w:t xml:space="preserve"> </w:t>
+      </w:r>
+      <w:r>
+        <w:t xml:space="preserve">The generated file is attached to the requesting user’s own</w:t>
+      </w:r>
+      <w:r>
+        <w:t xml:space="preserve"> </w:t>
+      </w:r>
+      <w:r>
+        <w:rPr>
+          <w:rStyle w:val="VerbatimChar"/>
+        </w:rPr>
+        <w:t xml:space="preserve">sys_user</w:t>
+      </w:r>
+      <w:r>
+        <w:t xml:space="preserve"> </w:t>
+      </w:r>
+      <w:r>
+        <w:t xml:space="preserve">record,</w:t>
+      </w:r>
+      <w:r>
+        <w:t xml:space="preserve"> </w:t>
+      </w:r>
+      <w:r>
+        <w:t xml:space="preserve">which keeps one person’s exports out of everyone else’s view, and each export</w:t>
+      </w:r>
+      <w:r>
+        <w:t xml:space="preserve"> </w:t>
+      </w:r>
+      <w:r>
+        <w:t xml:space="preserve">purges that user’s previous one so attachments do not accumulate.</w:t>
+      </w:r>
+    </w:p>
+    <w:p>
+      <w:pPr>
+        <w:pStyle w:val="BodyText"/>
+      </w:pPr>
+      <w:r>
+        <w:t xml:space="preserve">The download URL returned is</w:t>
+      </w:r>
+      <w:r>
+        <w:t xml:space="preserve"> </w:t>
+      </w:r>
+      <w:r>
+        <w:rPr>
+          <w:rStyle w:val="VerbatimChar"/>
+        </w:rPr>
+        <w:t xml:space="preserve">/api/now/attachment/&lt;sys_id&gt;/file</w:t>
+      </w:r>
+      <w:r>
+        <w:t xml:space="preserve"> </w:t>
+      </w:r>
+      <w:r>
+        <w:t xml:space="preserve">rather than</w:t>
+      </w:r>
+      <w:r>
+        <w:t xml:space="preserve"> </w:t>
+      </w:r>
+      <w:r>
+        <w:rPr>
+          <w:rStyle w:val="VerbatimChar"/>
+        </w:rPr>
+        <w:t xml:space="preserve">/sys_attachment.do?sys_id=</w:t>
+      </w:r>
+      <w:r>
+        <w:t xml:space="preserve">, because the latter redirects to</w:t>
+      </w:r>
+      <w:r>
+        <w:t xml:space="preserve"> </w:t>
+      </w:r>
+      <w:r>
+        <w:rPr>
+          <w:rStyle w:val="VerbatimChar"/>
+        </w:rPr>
+        <w:t xml:space="preserve">navpage.do</w:t>
+      </w:r>
+      <w:r>
+        <w:t xml:space="preserve"> </w:t>
+      </w:r>
+      <w:r>
+        <w:t xml:space="preserve">instead of serving the file. The REST endpoint responds with a</w:t>
+      </w:r>
+      <w:r>
+        <w:t xml:space="preserve"> </w:t>
+      </w:r>
+      <w:r>
+        <w:rPr>
+          <w:rStyle w:val="VerbatimChar"/>
+        </w:rPr>
+        <w:t xml:space="preserve">Content-Disposition: attachment</w:t>
+      </w:r>
+      <w:r>
+        <w:t xml:space="preserve"> </w:t>
+      </w:r>
+      <w:r>
+        <w:t xml:space="preserve">header, so the client triggers it through a</w:t>
+      </w:r>
+      <w:r>
+        <w:t xml:space="preserve"> </w:t>
+      </w:r>
+      <w:r>
+        <w:t xml:space="preserve">hidden link and the report page stays put.</w:t>
+      </w:r>
+    </w:p>
+    <w:p>
+      <w:pPr>
+        <w:pStyle w:val="BodyText"/>
+      </w:pPr>
+      <w:r>
+        <w:t xml:space="preserve">This is the only part of the solution that depends on a plugin. If</w:t>
+      </w:r>
+      <w:r>
+        <w:t xml:space="preserve"> </w:t>
+      </w:r>
+      <w:r>
+        <w:rPr>
+          <w:bCs/>
+          <w:b/>
+        </w:rPr>
+        <w:t xml:space="preserve">ServiceNow</w:t>
+      </w:r>
+      <w:r>
+        <w:rPr>
+          <w:bCs/>
+          <w:b/>
+        </w:rPr>
+        <w:t xml:space="preserve"> </w:t>
+      </w:r>
+      <w:r>
+        <w:rPr>
+          <w:bCs/>
+          <w:b/>
+        </w:rPr>
+        <w:t xml:space="preserve">PDF Generation Utilities</w:t>
+      </w:r>
+      <w:r>
+        <w:t xml:space="preserve"> </w:t>
+      </w:r>
+      <w:r>
+        <w:t xml:space="preserve">is inactive the report and the other two exports are</w:t>
+      </w:r>
+      <w:r>
+        <w:t xml:space="preserve"> </w:t>
+      </w:r>
+      <w:r>
+        <w:t xml:space="preserve">unaffected and the PDF button reports the failure. Preflight checks for it.</w:t>
+      </w:r>
+    </w:p>
+    <w:p>
+      <w:r>
+        <w:pict>
+          <v:rect style="width:0;height:1.5pt" o:hralign="center" o:hrstd="t" o:hr="t"/>
+        </w:pict>
+      </w:r>
+    </w:p>
+    <w:bookmarkEnd w:id="34"/>
+    <w:bookmarkStart w:id="35" w:name="scheduled-processing"/>
     <w:p>
       <w:pPr>
         <w:pStyle w:val="Heading2"/>
@@ -4091,8 +4754,8 @@
         </w:pict>
       </w:r>
     </w:p>
-    <w:bookmarkEnd w:id="33"/>
-    <w:bookmarkStart w:id="35" w:name="X7b7a6f2d5c835aacb9671ab9743ccc215f168f5"/>
+    <w:bookmarkEnd w:id="35"/>
+    <w:bookmarkStart w:id="37" w:name="deployment"/>
     <w:p>
       <w:pPr>
         <w:pStyle w:val="Heading2"/>
@@ -4324,7 +4987,7 @@
     <w:tbl>
       <w:tblPr>
         <w:tblStyle w:val="Table"/>
-        <w:tblW w:type="auto" w:w="0"/>
+        <w:tblW w:type="pct" w:w="5000"/>
         <w:tblLook w:firstRow="1" w:lastRow="0" w:firstColumn="0" w:lastColumn="0" w:noHBand="0" w:noVBand="0" w:val="0020"/>
         <w:jc w:val="start"/>
       </w:tblPr>
@@ -4545,7 +5208,7 @@
         <w:t xml:space="preserve">when the target is ready to deliver mail.</w:t>
       </w:r>
     </w:p>
-    <w:bookmarkStart w:id="34" w:name="update-set-capture"/>
+    <w:bookmarkStart w:id="36" w:name="update-set-capture"/>
     <w:p>
       <w:pPr>
         <w:pStyle w:val="Heading3"/>
@@ -4577,7 +5240,7 @@
         <w:pStyle w:val="Compact"/>
       </w:pPr>
       <w:r>
-        <w:t xml:space="preserve">Creating a scoped application switches the current set to that application's</w:t>
+        <w:t xml:space="preserve">Creating a scoped application switches the current set to that application’s</w:t>
       </w:r>
       <w:r>
         <w:t xml:space="preserve"> </w:t>
@@ -4626,9 +5289,9 @@
         </w:pict>
       </w:r>
     </w:p>
-    <w:bookmarkEnd w:id="34"/>
-    <w:bookmarkEnd w:id="35"/>
-    <w:bookmarkStart w:id="36" w:name="X2b151d3f3556b122f328033762b4f15c47d2448"/>
+    <w:bookmarkEnd w:id="36"/>
+    <w:bookmarkEnd w:id="37"/>
+    <w:bookmarkStart w:id="38" w:name="dependencies-and-assumptions"/>
     <w:p>
       <w:pPr>
         <w:pStyle w:val="Heading2"/>
@@ -4640,7 +5303,7 @@
     <w:tbl>
       <w:tblPr>
         <w:tblStyle w:val="Table"/>
-        <w:tblW w:type="auto" w:w="0"/>
+        <w:tblW w:type="pct" w:w="5000"/>
         <w:tblLook w:firstRow="1" w:lastRow="0" w:firstColumn="0" w:lastColumn="0" w:noHBand="0" w:noVBand="0" w:val="0020"/>
         <w:jc w:val="start"/>
       </w:tblPr>
@@ -5004,8 +5667,8 @@
         </w:pict>
       </w:r>
     </w:p>
-    <w:bookmarkEnd w:id="36"/>
-    <w:bookmarkStart w:id="37" w:name="X9f43ded6f5e5b5f0e7a07c5f6498d7af7e45488"/>
+    <w:bookmarkEnd w:id="38"/>
+    <w:bookmarkStart w:id="39" w:name="known-constraints"/>
     <w:p>
       <w:pPr>
         <w:pStyle w:val="Heading2"/>
@@ -5201,13 +5864,28 @@
           <w:iCs/>
           <w:i/>
         </w:rPr>
-        <w:t xml:space="preserve">"Only interactive users are allowed to access UI"</w:t>
+        <w:t xml:space="preserve">“</w:t>
+      </w:r>
+      <w:r>
+        <w:rPr>
+          <w:iCs/>
+          <w:i/>
+        </w:rPr>
+        <w:t xml:space="preserve">Only interactive users are allowed to access UI</w:t>
+      </w:r>
+      <w:r>
+        <w:rPr>
+          <w:iCs/>
+          <w:i/>
+        </w:rPr>
+        <w:t xml:space="preserve">”</w:t>
       </w:r>
       <w:r>
         <w:t xml:space="preserve">.</w:t>
       </w:r>
     </w:p>
-    <w:bookmarkEnd w:id="37"/>
+    <w:bookmarkEnd w:id="39"/>
+    <w:bookmarkEnd w:id="40"/>
     <w:sectPr/>
   </w:body>
 </w:document>

--- a/docs/CSAT Survey Portal - Technical Design.docx
+++ b/docs/CSAT Survey Portal - Technical Design.docx
@@ -28,7 +28,7 @@
         </w:p>
       </w:sdtContent>
     </w:sdt>
-    <w:bookmarkStart w:id="40" w:name="csat-survey-portal-technical-design"/>
+    <w:bookmarkStart w:id="41" w:name="csat-survey-portal-technical-design"/>
     <w:p>
       <w:pPr>
         <w:pStyle w:val="Heading1"/>
@@ -3064,7 +3064,7 @@
     </w:p>
     <w:bookmarkEnd w:id="27"/>
     <w:bookmarkEnd w:id="28"/>
-    <w:bookmarkStart w:id="29" w:name="notifications"/>
+    <w:bookmarkStart w:id="30" w:name="notifications"/>
     <w:p>
       <w:pPr>
         <w:pStyle w:val="Heading2"/>
@@ -3501,6 +3501,259 @@
         <w:t xml:space="preserve">instead.</w:t>
       </w:r>
     </w:p>
+    <w:bookmarkStart w:id="29" w:name="white-label-survey-links"/>
+    <w:p>
+      <w:pPr>
+        <w:pStyle w:val="Heading3"/>
+      </w:pPr>
+      <w:r>
+        <w:t xml:space="preserve">5.1 White-label survey links</w:t>
+      </w:r>
+    </w:p>
+    <w:p>
+      <w:pPr>
+        <w:pStyle w:val="FirstParagraph"/>
+      </w:pPr>
+      <w:r>
+        <w:t xml:space="preserve">Many partners resell the service under their own brand and their customers reach</w:t>
+      </w:r>
+      <w:r>
+        <w:t xml:space="preserve"> </w:t>
+      </w:r>
+      <w:r>
+        <w:t xml:space="preserve">the portal on the partner’s domain rather than on the ServiceNow hostname. The</w:t>
+      </w:r>
+      <w:r>
+        <w:t xml:space="preserve"> </w:t>
+      </w:r>
+      <w:r>
+        <w:rPr>
+          <w:rStyle w:val="VerbatimChar"/>
+        </w:rPr>
+        <w:t xml:space="preserve">survey.link.whitelabel</w:t>
+      </w:r>
+      <w:r>
+        <w:t xml:space="preserve"> </w:t>
+      </w:r>
+      <w:r>
+        <w:t xml:space="preserve">property maps a partner name to that domain and is</w:t>
+      </w:r>
+      <w:r>
+        <w:t xml:space="preserve"> </w:t>
+      </w:r>
+      <w:r>
+        <w:t xml:space="preserve">already used by the case-triggered invitation; CSAT invitations now honour it</w:t>
+      </w:r>
+      <w:r>
+        <w:t xml:space="preserve"> </w:t>
+      </w:r>
+      <w:r>
+        <w:t xml:space="preserve">too, so a recipient never sees another brand’s hostname.</w:t>
+      </w:r>
+    </w:p>
+    <w:p>
+      <w:pPr>
+        <w:pStyle w:val="BodyText"/>
+      </w:pPr>
+      <w:r>
+        <w:rPr>
+          <w:rStyle w:val="VerbatimChar"/>
+        </w:rPr>
+        <w:t xml:space="preserve">CSATSurveyService.getSurveyLink(instanceId, companyId)</w:t>
+      </w:r>
+      <w:r>
+        <w:t xml:space="preserve"> </w:t>
+      </w:r>
+      <w:r>
+        <w:t xml:space="preserve">resolves the host:</w:t>
+      </w:r>
+    </w:p>
+    <w:p>
+      <w:pPr>
+        <w:numPr>
+          <w:ilvl w:val="0"/>
+          <w:numId w:val="1002"/>
+        </w:numPr>
+        <w:pStyle w:val="Compact"/>
+      </w:pPr>
+      <w:r>
+        <w:t xml:space="preserve">Load the recipient’s account and read its</w:t>
+      </w:r>
+      <w:r>
+        <w:t xml:space="preserve"> </w:t>
+      </w:r>
+      <w:r>
+        <w:rPr>
+          <w:rStyle w:val="VerbatimChar"/>
+        </w:rPr>
+        <w:t xml:space="preserve">account_parent</w:t>
+      </w:r>
+      <w:r>
+        <w:t xml:space="preserve"> </w:t>
+      </w:r>
+      <w:r>
+        <w:t xml:space="preserve">— the partner.</w:t>
+      </w:r>
+    </w:p>
+    <w:p>
+      <w:pPr>
+        <w:numPr>
+          <w:ilvl w:val="0"/>
+          <w:numId w:val="1002"/>
+        </w:numPr>
+        <w:pStyle w:val="Compact"/>
+      </w:pPr>
+      <w:r>
+        <w:t xml:space="preserve">Look the partner name up in the property. Accounts that are themselves the</w:t>
+      </w:r>
+      <w:r>
+        <w:t xml:space="preserve"> </w:t>
+      </w:r>
+      <w:r>
+        <w:t xml:space="preserve">partner, or that sit under a parent with no domain, fall back to matching on</w:t>
+      </w:r>
+      <w:r>
+        <w:t xml:space="preserve"> </w:t>
+      </w:r>
+      <w:r>
+        <w:t xml:space="preserve">their own name.</w:t>
+      </w:r>
+    </w:p>
+    <w:p>
+      <w:pPr>
+        <w:numPr>
+          <w:ilvl w:val="0"/>
+          <w:numId w:val="1002"/>
+        </w:numPr>
+        <w:pStyle w:val="Compact"/>
+      </w:pPr>
+      <w:r>
+        <w:t xml:space="preserve">Use that domain if found, otherwise</w:t>
+      </w:r>
+      <w:r>
+        <w:t xml:space="preserve"> </w:t>
+      </w:r>
+      <w:r>
+        <w:rPr>
+          <w:rStyle w:val="VerbatimChar"/>
+        </w:rPr>
+        <w:t xml:space="preserve">glide.servlet.uri</w:t>
+      </w:r>
+      <w:r>
+        <w:t xml:space="preserve">.</w:t>
+      </w:r>
+    </w:p>
+    <w:p>
+      <w:pPr>
+        <w:pStyle w:val="FirstParagraph"/>
+      </w:pPr>
+      <w:r>
+        <w:t xml:space="preserve">Only the host changes. The survey page is</w:t>
+      </w:r>
+      <w:r>
+        <w:t xml:space="preserve"> </w:t>
+      </w:r>
+      <w:r>
+        <w:rPr>
+          <w:rStyle w:val="VerbatimChar"/>
+        </w:rPr>
+        <w:t xml:space="preserve">csat?id=take_survey</w:t>
+      </w:r>
+      <w:r>
+        <w:t xml:space="preserve"> </w:t>
+      </w:r>
+      <w:r>
+        <w:t xml:space="preserve">for everyone, so</w:t>
+      </w:r>
+      <w:r>
+        <w:t xml:space="preserve"> </w:t>
+      </w:r>
+      <w:r>
+        <w:t xml:space="preserve">there is a single survey experience regardless of brand.</w:t>
+      </w:r>
+    </w:p>
+    <w:p>
+      <w:pPr>
+        <w:pStyle w:val="BodyText"/>
+      </w:pPr>
+      <w:r>
+        <w:t xml:space="preserve">The mail script calls</w:t>
+      </w:r>
+      <w:r>
+        <w:t xml:space="preserve"> </w:t>
+      </w:r>
+      <w:r>
+        <w:rPr>
+          <w:rStyle w:val="VerbatimChar"/>
+        </w:rPr>
+        <w:t xml:space="preserve">getSurveyLinkForInstance(current)</w:t>
+      </w:r>
+      <w:r>
+        <w:t xml:space="preserve">, which resolves the</w:t>
+      </w:r>
+      <w:r>
+        <w:t xml:space="preserve"> </w:t>
+      </w:r>
+      <w:r>
+        <w:t xml:space="preserve">account from the instance’s</w:t>
+      </w:r>
+      <w:r>
+        <w:t xml:space="preserve"> </w:t>
+      </w:r>
+      <w:r>
+        <w:rPr>
+          <w:rStyle w:val="VerbatimChar"/>
+        </w:rPr>
+        <w:t xml:space="preserve">trigger_id</w:t>
+      </w:r>
+      <w:r>
+        <w:t xml:space="preserve"> </w:t>
+      </w:r>
+      <w:r>
+        <w:t xml:space="preserve">back to the CSAT request.</w:t>
+      </w:r>
+    </w:p>
+    <w:p>
+      <w:pPr>
+        <w:pStyle w:val="BodyText"/>
+      </w:pPr>
+      <w:r>
+        <w:t xml:space="preserve">Nothing about this is required for the portal to work. A missing property,</w:t>
+      </w:r>
+      <w:r>
+        <w:t xml:space="preserve"> </w:t>
+      </w:r>
+      <w:r>
+        <w:t xml:space="preserve">malformed JSON, an instance with no</w:t>
+      </w:r>
+      <w:r>
+        <w:t xml:space="preserve"> </w:t>
+      </w:r>
+      <w:r>
+        <w:rPr>
+          <w:rStyle w:val="VerbatimChar"/>
+        </w:rPr>
+        <w:t xml:space="preserve">customer_account</w:t>
+      </w:r>
+      <w:r>
+        <w:t xml:space="preserve"> </w:t>
+      </w:r>
+      <w:r>
+        <w:t xml:space="preserve">table, or a recipient</w:t>
+      </w:r>
+      <w:r>
+        <w:t xml:space="preserve"> </w:t>
+      </w:r>
+      <w:r>
+        <w:t xml:space="preserve">outside the map all fall back to the instance URL; malformed JSON is logged</w:t>
+      </w:r>
+      <w:r>
+        <w:t xml:space="preserve"> </w:t>
+      </w:r>
+      <w:r>
+        <w:t xml:space="preserve">rather than thrown, so a bad edit cannot break the invitation email.</w:t>
+      </w:r>
+    </w:p>
     <w:p>
       <w:r>
         <w:pict>
@@ -3509,7 +3762,8 @@
       </w:r>
     </w:p>
     <w:bookmarkEnd w:id="29"/>
-    <w:bookmarkStart w:id="33" w:name="portal-widgets"/>
+    <w:bookmarkEnd w:id="30"/>
+    <w:bookmarkStart w:id="34" w:name="portal-widgets"/>
     <w:p>
       <w:pPr>
         <w:pStyle w:val="Heading2"/>
@@ -3518,7 +3772,7 @@
         <w:t xml:space="preserve">6. Portal widgets</w:t>
       </w:r>
     </w:p>
-    <w:bookmarkStart w:id="30" w:name="csat-survey-request"/>
+    <w:bookmarkStart w:id="31" w:name="csat-survey-request"/>
     <w:p>
       <w:pPr>
         <w:pStyle w:val="Heading3"/>
@@ -3609,8 +3863,8 @@
         <w:t xml:space="preserve">dialog.</w:t>
       </w:r>
     </w:p>
-    <w:bookmarkEnd w:id="30"/>
-    <w:bookmarkStart w:id="31" w:name="csat-survey-requests"/>
+    <w:bookmarkEnd w:id="31"/>
+    <w:bookmarkStart w:id="32" w:name="csat-survey-requests"/>
     <w:p>
       <w:pPr>
         <w:pStyle w:val="Heading3"/>
@@ -3789,8 +4043,8 @@
         <w:t xml:space="preserve">, which opens the request form instead of an empty record.</w:t>
       </w:r>
     </w:p>
-    <w:bookmarkEnd w:id="31"/>
-    <w:bookmarkStart w:id="32" w:name="csat-survey-report"/>
+    <w:bookmarkEnd w:id="32"/>
+    <w:bookmarkStart w:id="33" w:name="csat-survey-report"/>
     <w:p>
       <w:pPr>
         <w:pStyle w:val="Heading3"/>
@@ -3912,9 +4166,9 @@
         </w:pict>
       </w:r>
     </w:p>
-    <w:bookmarkEnd w:id="32"/>
     <w:bookmarkEnd w:id="33"/>
-    <w:bookmarkStart w:id="34" w:name="report-exports"/>
+    <w:bookmarkEnd w:id="34"/>
+    <w:bookmarkStart w:id="35" w:name="report-exports"/>
     <w:p>
       <w:pPr>
         <w:pStyle w:val="Heading2"/>
@@ -4464,8 +4718,8 @@
         </w:pict>
       </w:r>
     </w:p>
-    <w:bookmarkEnd w:id="34"/>
-    <w:bookmarkStart w:id="35" w:name="scheduled-processing"/>
+    <w:bookmarkEnd w:id="35"/>
+    <w:bookmarkStart w:id="36" w:name="scheduled-processing"/>
     <w:p>
       <w:pPr>
         <w:pStyle w:val="Heading2"/>
@@ -4567,7 +4821,7 @@
       <w:pPr>
         <w:numPr>
           <w:ilvl w:val="0"/>
-          <w:numId w:val="1002"/>
+          <w:numId w:val="1003"/>
         </w:numPr>
         <w:pStyle w:val="Compact"/>
       </w:pPr>
@@ -4615,7 +4869,7 @@
       <w:pPr>
         <w:numPr>
           <w:ilvl w:val="0"/>
-          <w:numId w:val="1002"/>
+          <w:numId w:val="1003"/>
         </w:numPr>
         <w:pStyle w:val="Compact"/>
       </w:pPr>
@@ -4754,8 +5008,8 @@
         </w:pict>
       </w:r>
     </w:p>
-    <w:bookmarkEnd w:id="35"/>
-    <w:bookmarkStart w:id="37" w:name="deployment"/>
+    <w:bookmarkEnd w:id="36"/>
+    <w:bookmarkStart w:id="38" w:name="deployment"/>
     <w:p>
       <w:pPr>
         <w:pStyle w:val="Heading2"/>
@@ -5208,7 +5462,7 @@
         <w:t xml:space="preserve">when the target is ready to deliver mail.</w:t>
       </w:r>
     </w:p>
-    <w:bookmarkStart w:id="36" w:name="update-set-capture"/>
+    <w:bookmarkStart w:id="37" w:name="update-set-capture"/>
     <w:p>
       <w:pPr>
         <w:pStyle w:val="Heading3"/>
@@ -5235,7 +5489,7 @@
       <w:pPr>
         <w:numPr>
           <w:ilvl w:val="0"/>
-          <w:numId w:val="1003"/>
+          <w:numId w:val="1004"/>
         </w:numPr>
         <w:pStyle w:val="Compact"/>
       </w:pPr>
@@ -5268,7 +5522,7 @@
       <w:pPr>
         <w:numPr>
           <w:ilvl w:val="0"/>
-          <w:numId w:val="1003"/>
+          <w:numId w:val="1004"/>
         </w:numPr>
         <w:pStyle w:val="Compact"/>
       </w:pPr>
@@ -5289,9 +5543,9 @@
         </w:pict>
       </w:r>
     </w:p>
-    <w:bookmarkEnd w:id="36"/>
     <w:bookmarkEnd w:id="37"/>
-    <w:bookmarkStart w:id="38" w:name="dependencies-and-assumptions"/>
+    <w:bookmarkEnd w:id="38"/>
+    <w:bookmarkStart w:id="39" w:name="dependencies-and-assumptions"/>
     <w:p>
       <w:pPr>
         <w:pStyle w:val="Heading2"/>
@@ -5667,8 +5921,8 @@
         </w:pict>
       </w:r>
     </w:p>
-    <w:bookmarkEnd w:id="38"/>
-    <w:bookmarkStart w:id="39" w:name="known-constraints"/>
+    <w:bookmarkEnd w:id="39"/>
+    <w:bookmarkStart w:id="40" w:name="known-constraints"/>
     <w:p>
       <w:pPr>
         <w:pStyle w:val="Heading2"/>
@@ -5884,8 +6138,8 @@
         <w:t xml:space="preserve">.</w:t>
       </w:r>
     </w:p>
-    <w:bookmarkEnd w:id="39"/>
     <w:bookmarkEnd w:id="40"/>
+    <w:bookmarkEnd w:id="41"/>
     <w:sectPr/>
   </w:body>
 </w:document>
@@ -6068,6 +6322,91 @@
       </w:pPr>
     </w:lvl>
   </w:abstractNum>
+  <w:abstractNum w:abstractNumId="99411">
+    <w:nsid w:val="A99411"/>
+    <w:multiLevelType w:val="multilevel"/>
+    <w:lvl w:ilvl="0">
+      <w:start w:val="1"/>
+      <w:numFmt w:val="decimal"/>
+      <w:lvlText w:val="%1."/>
+      <w:lvlJc w:val="left"/>
+      <w:pPr>
+        <w:ind w:left="720" w:hanging="480"/>
+      </w:pPr>
+    </w:lvl>
+    <w:lvl w:ilvl="1">
+      <w:start w:val="1"/>
+      <w:numFmt w:val="decimal"/>
+      <w:lvlText w:val="%2."/>
+      <w:lvlJc w:val="left"/>
+      <w:pPr>
+        <w:ind w:left="1440" w:hanging="480"/>
+      </w:pPr>
+    </w:lvl>
+    <w:lvl w:ilvl="2">
+      <w:start w:val="1"/>
+      <w:numFmt w:val="decimal"/>
+      <w:lvlText w:val="%3."/>
+      <w:lvlJc w:val="left"/>
+      <w:pPr>
+        <w:ind w:left="2160" w:hanging="480"/>
+      </w:pPr>
+    </w:lvl>
+    <w:lvl w:ilvl="3">
+      <w:start w:val="1"/>
+      <w:numFmt w:val="decimal"/>
+      <w:lvlText w:val="%4."/>
+      <w:lvlJc w:val="left"/>
+      <w:pPr>
+        <w:ind w:left="2880" w:hanging="480"/>
+      </w:pPr>
+    </w:lvl>
+    <w:lvl w:ilvl="4">
+      <w:start w:val="1"/>
+      <w:numFmt w:val="decimal"/>
+      <w:lvlText w:val="%5."/>
+      <w:lvlJc w:val="left"/>
+      <w:pPr>
+        <w:ind w:left="3600" w:hanging="480"/>
+      </w:pPr>
+    </w:lvl>
+    <w:lvl w:ilvl="5">
+      <w:start w:val="1"/>
+      <w:numFmt w:val="decimal"/>
+      <w:lvlText w:val="%6."/>
+      <w:lvlJc w:val="left"/>
+      <w:pPr>
+        <w:ind w:left="4320" w:hanging="480"/>
+      </w:pPr>
+    </w:lvl>
+    <w:lvl w:ilvl="6">
+      <w:start w:val="1"/>
+      <w:numFmt w:val="decimal"/>
+      <w:lvlText w:val="%7."/>
+      <w:lvlJc w:val="left"/>
+      <w:pPr>
+        <w:ind w:left="5040" w:hanging="480"/>
+      </w:pPr>
+    </w:lvl>
+    <w:lvl w:ilvl="7">
+      <w:start w:val="1"/>
+      <w:numFmt w:val="decimal"/>
+      <w:lvlText w:val="%8."/>
+      <w:lvlJc w:val="left"/>
+      <w:pPr>
+        <w:ind w:left="5760" w:hanging="480"/>
+      </w:pPr>
+    </w:lvl>
+    <w:lvl w:ilvl="8">
+      <w:start w:val="1"/>
+      <w:numFmt w:val="decimal"/>
+      <w:lvlText w:val="%9."/>
+      <w:lvlJc w:val="left"/>
+      <w:pPr>
+        <w:ind w:left="6480" w:hanging="480"/>
+      </w:pPr>
+    </w:lvl>
+  </w:abstractNum>
   <w:num w:numId="1000">
     <w:abstractNumId w:val="990"/>
   </w:num>
@@ -6075,9 +6414,39 @@
     <w:abstractNumId w:val="991"/>
   </w:num>
   <w:num w:numId="1002">
+    <w:abstractNumId w:val="99411"/>
+    <w:lvlOverride w:ilvl="0">
+      <w:startOverride w:val="1"/>
+    </w:lvlOverride>
+    <w:lvlOverride w:ilvl="1">
+      <w:startOverride w:val="1"/>
+    </w:lvlOverride>
+    <w:lvlOverride w:ilvl="2">
+      <w:startOverride w:val="1"/>
+    </w:lvlOverride>
+    <w:lvlOverride w:ilvl="3">
+      <w:startOverride w:val="1"/>
+    </w:lvlOverride>
+    <w:lvlOverride w:ilvl="4">
+      <w:startOverride w:val="1"/>
+    </w:lvlOverride>
+    <w:lvlOverride w:ilvl="5">
+      <w:startOverride w:val="1"/>
+    </w:lvlOverride>
+    <w:lvlOverride w:ilvl="6">
+      <w:startOverride w:val="1"/>
+    </w:lvlOverride>
+    <w:lvlOverride w:ilvl="7">
+      <w:startOverride w:val="1"/>
+    </w:lvlOverride>
+    <w:lvlOverride w:ilvl="8">
+      <w:startOverride w:val="1"/>
+    </w:lvlOverride>
+  </w:num>
+  <w:num w:numId="1003">
     <w:abstractNumId w:val="991"/>
   </w:num>
-  <w:num w:numId="1003">
+  <w:num w:numId="1004">
     <w:abstractNumId w:val="991"/>
   </w:num>
 </w:numbering>

--- a/docs/CSAT Survey Portal - Technical Design.docx
+++ b/docs/CSAT Survey Portal - Technical Design.docx
@@ -5332,35 +5332,6 @@
             </w:pPr>
             <w:r>
               <w:t xml:space="preserve">Re-pushes server-side scripts</w:t>
-            </w:r>
-          </w:p>
-        </w:tc>
-      </w:tr>
-      <w:tr>
-        <w:tc>
-          <w:tcPr/>
-          <w:p>
-            <w:pPr>
-              <w:pStyle w:val="Compact"/>
-              <w:jc w:val="left"/>
-            </w:pPr>
-            <w:r>
-              <w:rPr>
-                <w:rStyle w:val="VerbatimChar"/>
-              </w:rPr>
-              <w:t xml:space="preserve">setup-csat-rest-api.js</w:t>
-            </w:r>
-          </w:p>
-        </w:tc>
-        <w:tc>
-          <w:tcPr/>
-          <w:p>
-            <w:pPr>
-              <w:pStyle w:val="Compact"/>
-              <w:jc w:val="left"/>
-            </w:pPr>
-            <w:r>
-              <w:t xml:space="preserve">Scripted REST API and its four operations</w:t>
             </w:r>
           </w:p>
         </w:tc>

--- a/docs/CSAT Survey Portal - Technical Design.docx
+++ b/docs/CSAT Survey Portal - Technical Design.docx
@@ -28,7 +28,7 @@
         </w:p>
       </w:sdtContent>
     </w:sdt>
-    <w:bookmarkStart w:id="41" w:name="csat-survey-portal-technical-design"/>
+    <w:bookmarkStart w:id="42" w:name="csat-survey-portal-technical-design"/>
     <w:p>
       <w:pPr>
         <w:pStyle w:val="Heading1"/>
@@ -3763,257 +3763,97 @@
     </w:p>
     <w:bookmarkEnd w:id="29"/>
     <w:bookmarkEnd w:id="30"/>
-    <w:bookmarkStart w:id="34" w:name="portal-widgets"/>
+    <w:bookmarkStart w:id="31" w:name="X7df92be72ccccf46746453bce02a0ae20219a02"/>
     <w:p>
       <w:pPr>
         <w:pStyle w:val="Heading2"/>
       </w:pPr>
       <w:r>
-        <w:t xml:space="preserve">6. Portal widgets</w:t>
-      </w:r>
-    </w:p>
-    <w:bookmarkStart w:id="31" w:name="csat-survey-request"/>
-    <w:p>
-      <w:pPr>
-        <w:pStyle w:val="Heading3"/>
-      </w:pPr>
-      <w:r>
-        <w:rPr>
-          <w:rStyle w:val="VerbatimChar"/>
-        </w:rPr>
-        <w:t xml:space="preserve">csat-survey-request</w:t>
+        <w:t xml:space="preserve">6. Portal branding and the survey landing page</w:t>
       </w:r>
     </w:p>
     <w:p>
       <w:pPr>
         <w:pStyle w:val="FirstParagraph"/>
       </w:pPr>
-      <w:r>
-        <w:t xml:space="preserve">Server script exposes three actions —</w:t>
-      </w:r>
-      <w:r>
-        <w:t xml:space="preserve"> </w:t>
-      </w:r>
-      <w:r>
-        <w:rPr>
-          <w:rStyle w:val="VerbatimChar"/>
-        </w:rPr>
-        <w:t xml:space="preserve">searchCompanies</w:t>
-      </w:r>
-      <w:r>
-        <w:t xml:space="preserve">,</w:t>
-      </w:r>
-      <w:r>
-        <w:t xml:space="preserve"> </w:t>
-      </w:r>
-      <w:r>
-        <w:rPr>
-          <w:rStyle w:val="VerbatimChar"/>
-        </w:rPr>
-        <w:t xml:space="preserve">loadCompany</w:t>
-      </w:r>
-      <w:r>
-        <w:t xml:space="preserve">,</w:t>
-      </w:r>
-      <w:r>
-        <w:t xml:space="preserve"> </w:t>
-      </w:r>
-      <w:r>
-        <w:rPr>
-          <w:rStyle w:val="VerbatimChar"/>
-        </w:rPr>
-        <w:t xml:space="preserve">createRequest</w:t>
-      </w:r>
-      <w:r>
-        <w:t xml:space="preserve"> </w:t>
-      </w:r>
-      <w:r>
-        <w:t xml:space="preserve">— and returns templates, schedule options and the cooldown</w:t>
-      </w:r>
-      <w:r>
-        <w:t xml:space="preserve"> </w:t>
-      </w:r>
-      <w:r>
-        <w:t xml:space="preserve">length on first load.</w:t>
-      </w:r>
-    </w:p>
-    <w:p>
-      <w:pPr>
-        <w:pStyle w:val="BodyText"/>
-      </w:pPr>
-      <w:r>
-        <w:t xml:space="preserve">Client controller handles the debounced company typeahead (300 ms), the</w:t>
-      </w:r>
-      <w:r>
-        <w:t xml:space="preserve"> </w:t>
-      </w:r>
-      <w:r>
-        <w:t xml:space="preserve">recipient picker with filter and chips, schedule narrowing for immediate-only</w:t>
-      </w:r>
-      <w:r>
-        <w:t xml:space="preserve"> </w:t>
-      </w:r>
-      <w:r>
-        <w:t xml:space="preserve">surveys, a confirmation step showing the recipient count, and the post-submit</w:t>
-      </w:r>
-      <w:r>
-        <w:t xml:space="preserve"> </w:t>
-      </w:r>
-      <w:r>
-        <w:t xml:space="preserve">dialog.</w:t>
-      </w:r>
-    </w:p>
-    <w:bookmarkEnd w:id="31"/>
-    <w:bookmarkStart w:id="32" w:name="csat-survey-requests"/>
-    <w:p>
-      <w:pPr>
-        <w:pStyle w:val="Heading3"/>
-      </w:pPr>
-      <w:r>
-        <w:rPr>
-          <w:rStyle w:val="VerbatimChar"/>
-        </w:rPr>
-        <w:t xml:space="preserve">csat-survey-requests</w:t>
-      </w:r>
-    </w:p>
-    <w:p>
-      <w:pPr>
-        <w:pStyle w:val="FirstParagraph"/>
-      </w:pPr>
-      <w:r>
-        <w:t xml:space="preserve">Wraps</w:t>
-      </w:r>
-      <w:r>
-        <w:t xml:space="preserve"> </w:t>
-      </w:r>
-      <w:r>
-        <w:rPr>
-          <w:rStyle w:val="VerbatimChar"/>
-        </w:rPr>
-        <w:t xml:space="preserve">widget-data-table</w:t>
-      </w:r>
-      <w:r>
-        <w:t xml:space="preserve"> </w:t>
-      </w:r>
-      <w:r>
-        <w:t xml:space="preserve">via</w:t>
-      </w:r>
-      <w:r>
-        <w:t xml:space="preserve"> </w:t>
-      </w:r>
-      <w:r>
-        <w:rPr>
-          <w:rStyle w:val="VerbatimChar"/>
-        </w:rPr>
-        <w:t xml:space="preserve">$sp.getWidget()</w:t>
-      </w:r>
-      <w:r>
-        <w:t xml:space="preserve"> </w:t>
-      </w:r>
-      <w:r>
-        <w:t xml:space="preserve">rather than reusing the stock</w:t>
-      </w:r>
-      <w:r>
-        <w:t xml:space="preserve"> </w:t>
-      </w:r>
-      <w:r>
-        <w:rPr>
-          <w:rStyle w:val="VerbatimChar"/>
-        </w:rPr>
-        <w:t xml:space="preserve">list</w:t>
-      </w:r>
-      <w:r>
-        <w:t xml:space="preserve"> </w:t>
-      </w:r>
-      <w:r>
-        <w:t xml:space="preserve">page.</w:t>
-      </w:r>
-    </w:p>
-    <w:p>
-      <w:pPr>
-        <w:pStyle w:val="BlockText"/>
-      </w:pPr>
-      <w:r>
-        <w:t xml:space="preserve">The stock page uses</w:t>
-      </w:r>
-      <w:r>
-        <w:t xml:space="preserve"> </w:t>
-      </w:r>
-      <w:r>
-        <w:rPr>
-          <w:rStyle w:val="VerbatimChar"/>
-        </w:rPr>
-        <w:t xml:space="preserve">data-table-from-url</w:t>
-      </w:r>
-      <w:r>
-        <w:t xml:space="preserve">, which hardcodes</w:t>
-      </w:r>
-      <w:r>
-        <w:t xml:space="preserve"> </w:t>
-      </w:r>
-      <w:r>
-        <w:rPr>
-          <w:rStyle w:val="VerbatimChar"/>
-        </w:rPr>
-        <w:t xml:space="preserve">data.show_new = true</w:t>
-      </w:r>
-      <w:r>
-        <w:t xml:space="preserve"> </w:t>
-      </w:r>
-      <w:r>
-        <w:t xml:space="preserve">with no option to disable it.</w:t>
-      </w:r>
-      <w:r>
-        <w:t xml:space="preserve"> </w:t>
-      </w:r>
-      <w:r>
-        <w:rPr>
-          <w:rStyle w:val="VerbatimChar"/>
-        </w:rPr>
-        <w:t xml:space="preserve">widget-data-table</w:t>
-      </w:r>
-      <w:r>
-        <w:t xml:space="preserve"> </w:t>
-      </w:r>
-      <w:r>
-        <w:t xml:space="preserve">reads</w:t>
-      </w:r>
-      <w:r>
-        <w:t xml:space="preserve"> </w:t>
-      </w:r>
-      <w:r>
-        <w:rPr>
-          <w:rStyle w:val="VerbatimChar"/>
-        </w:rPr>
-        <w:t xml:space="preserve">show_new</w:t>
-      </w:r>
-      <w:r>
-        <w:t xml:space="preserve"> </w:t>
-      </w:r>
-      <w:r>
-        <w:t xml:space="preserve">from its options, so embedding it and leaving that unset</w:t>
-      </w:r>
-      <w:r>
-        <w:t xml:space="preserve"> </w:t>
-      </w:r>
-      <w:r>
-        <w:t xml:space="preserve">removes the stock</w:t>
-      </w:r>
-      <w:r>
-        <w:t xml:space="preserve"> </w:t>
-      </w:r>
       <w:r>
         <w:rPr>
           <w:bCs/>
           <w:b/>
         </w:rPr>
-        <w:t xml:space="preserve">New</w:t>
-      </w:r>
-      <w:r>
-        <w:t xml:space="preserve"> </w:t>
-      </w:r>
-      <w:r>
-        <w:t xml:space="preserve">button. The page then supplies</w:t>
+        <w:t xml:space="preserve">Theme.</w:t>
+      </w:r>
+      <w:r>
+        <w:t xml:space="preserve"> </w:t>
+      </w:r>
+      <w:r>
+        <w:t xml:space="preserve">The portal is titled</w:t>
+      </w:r>
+      <w:r>
+        <w:t xml:space="preserve"> </w:t>
+      </w:r>
+      <w:r>
+        <w:rPr>
+          <w:iCs/>
+          <w:i/>
+        </w:rPr>
+        <w:t xml:space="preserve">Network Operations CSAT Survey</w:t>
+      </w:r>
+      <w:r>
+        <w:t xml:space="preserve"> </w:t>
+      </w:r>
+      <w:r>
+        <w:t xml:space="preserve">and has its own</w:t>
+      </w:r>
+      <w:r>
+        <w:t xml:space="preserve"> </w:t>
+      </w:r>
+      <w:r>
+        <w:t xml:space="preserve">theme of the same name, with the header set to</w:t>
+      </w:r>
+      <w:r>
+        <w:t xml:space="preserve"> </w:t>
+      </w:r>
+      <w:r>
+        <w:rPr>
+          <w:rStyle w:val="VerbatimChar"/>
+        </w:rPr>
+        <w:t xml:space="preserve">#011B58</w:t>
+      </w:r>
+      <w:r>
+        <w:t xml:space="preserve"> </w:t>
+      </w:r>
+      <w:r>
+        <w:t xml:space="preserve">through</w:t>
+      </w:r>
+      <w:r>
+        <w:t xml:space="preserve"> </w:t>
+      </w:r>
+      <w:r>
+        <w:rPr>
+          <w:rStyle w:val="VerbatimChar"/>
+        </w:rPr>
+        <w:t xml:space="preserve">$navbar-inverse-bg</w:t>
+      </w:r>
+      <w:r>
+        <w:t xml:space="preserve"> </w:t>
+      </w:r>
+      <w:r>
+        <w:t xml:space="preserve">— the stock header renders as a Bootstrap inverse navbar,</w:t>
+      </w:r>
+      <w:r>
+        <w:t xml:space="preserve"> </w:t>
+      </w:r>
+      <w:r>
+        <w:t xml:space="preserve">so that variable drives its background.</w:t>
+      </w:r>
+    </w:p>
+    <w:p>
+      <w:pPr>
+        <w:pStyle w:val="BodyText"/>
+      </w:pPr>
+      <w:r>
+        <w:t xml:space="preserve">The theme is a</w:t>
       </w:r>
       <w:r>
         <w:t xml:space="preserve"> </w:t>
@@ -4023,13 +3863,144 @@
           <w:bCs/>
           <w:b/>
         </w:rPr>
-        <w:t xml:space="preserve">New Survey</w:t>
-      </w:r>
+        <w:t xml:space="preserve">copy</w:t>
+      </w:r>
+      <w:r>
+        <w:t xml:space="preserve"> </w:t>
+      </w:r>
+      <w:r>
+        <w:t xml:space="preserve">of whatever theme the stock</w:t>
+      </w:r>
+      <w:r>
+        <w:t xml:space="preserve"> </w:t>
+      </w:r>
+      <w:r>
+        <w:rPr>
+          <w:rStyle w:val="VerbatimChar"/>
+        </w:rPr>
+        <w:t xml:space="preserve">/sp</w:t>
+      </w:r>
+      <w:r>
+        <w:t xml:space="preserve"> </w:t>
+      </w:r>
+      <w:r>
+        <w:t xml:space="preserve">portal uses, taken at</w:t>
+      </w:r>
+      <w:r>
+        <w:t xml:space="preserve"> </w:t>
+      </w:r>
+      <w:r>
+        <w:t xml:space="preserve">deploy time, rather than an edit of it. The stock theme is shared with the</w:t>
+      </w:r>
+      <w:r>
+        <w:t xml:space="preserve"> </w:t>
+      </w:r>
+      <w:r>
+        <w:t xml:space="preserve">knowledge, Tao and configuration portals on this instance, so recolouring it</w:t>
+      </w:r>
+      <w:r>
+        <w:t xml:space="preserve"> </w:t>
+      </w:r>
+      <w:r>
+        <w:t xml:space="preserve">would have repainted all of them. Copying also inherits the header, footer and</w:t>
+      </w:r>
+      <w:r>
+        <w:t xml:space="preserve"> </w:t>
+      </w:r>
+      <w:r>
+        <w:t xml:space="preserve">typography, so only the colour differs.</w:t>
+      </w:r>
+    </w:p>
+    <w:p>
+      <w:pPr>
+        <w:pStyle w:val="BodyText"/>
+      </w:pPr>
+      <w:r>
+        <w:t xml:space="preserve">Verified in the compiled output rather than the source variables: the CSAT</w:t>
+      </w:r>
+      <w:r>
+        <w:t xml:space="preserve"> </w:t>
+      </w:r>
+      <w:r>
+        <w:t xml:space="preserve">portal resolves to</w:t>
+      </w:r>
+      <w:r>
+        <w:t xml:space="preserve"> </w:t>
+      </w:r>
+      <w:r>
+        <w:rPr>
+          <w:rStyle w:val="VerbatimChar"/>
+        </w:rPr>
+        <w:t xml:space="preserve">.navbar-inverse { background-color: #011B58; }</w:t>
+      </w:r>
+      <w:r>
+        <w:t xml:space="preserve"> </w:t>
+      </w:r>
+      <w:r>
+        <w:t xml:space="preserve">while</w:t>
+      </w:r>
+      <w:r>
+        <w:t xml:space="preserve"> </w:t>
+      </w:r>
+      <w:r>
+        <w:rPr>
+          <w:rStyle w:val="VerbatimChar"/>
+        </w:rPr>
+        <w:t xml:space="preserve">/sp</w:t>
+      </w:r>
+      <w:r>
+        <w:t xml:space="preserve"> </w:t>
+      </w:r>
+      <w:r>
+        <w:t xml:space="preserve">is unchanged.</w:t>
+      </w:r>
+    </w:p>
+    <w:p>
+      <w:pPr>
+        <w:pStyle w:val="BodyText"/>
+      </w:pPr>
       <w:r>
         <w:rPr>
           <w:bCs/>
           <w:b/>
         </w:rPr>
+        <w:t xml:space="preserve">Landing page.</w:t>
+      </w:r>
+      <w:r>
+        <w:t xml:space="preserve"> </w:t>
+      </w:r>
+      <w:r>
+        <w:t xml:space="preserve">The stock survey widget opens on an introduction screen with</w:t>
+      </w:r>
+      <w:r>
+        <w:t xml:space="preserve"> </w:t>
+      </w:r>
+      <w:r>
+        <w:t xml:space="preserve">a</w:t>
+      </w:r>
+      <w:r>
+        <w:t xml:space="preserve"> </w:t>
+      </w:r>
+      <w:r>
+        <w:rPr>
+          <w:iCs/>
+          <w:i/>
+        </w:rPr>
+        <w:t xml:space="preserve">Get Started</w:t>
+      </w:r>
+      <w:r>
+        <w:t xml:space="preserve"> </w:t>
+      </w:r>
+      <w:r>
+        <w:t xml:space="preserve">button. Cloning the widget to remove it was unnecessary: the</w:t>
+      </w:r>
+      <w:r>
+        <w:t xml:space="preserve"> </w:t>
+      </w:r>
+      <w:r>
+        <w:t xml:space="preserve">screen is already conditional on the survey’s own</w:t>
+      </w:r>
+      <w:r>
         <w:t xml:space="preserve"> </w:t>
       </w:r>
       <w:r>
@@ -4037,14 +4008,525 @@
           <w:bCs/>
           <w:b/>
         </w:rPr>
+        <w:t xml:space="preserve">Do not show survey</w:t>
+      </w:r>
+      <w:r>
+        <w:rPr>
+          <w:bCs/>
+          <w:b/>
+        </w:rPr>
+        <w:t xml:space="preserve"> </w:t>
+      </w:r>
+      <w:r>
+        <w:rPr>
+          <w:bCs/>
+          <w:b/>
+        </w:rPr>
+        <w:t xml:space="preserve">introduction notes</w:t>
+      </w:r>
+      <w:r>
+        <w:t xml:space="preserve"> </w:t>
+      </w:r>
+      <w:r>
+        <w:t xml:space="preserve">field, which</w:t>
+      </w:r>
+      <w:r>
+        <w:t xml:space="preserve"> </w:t>
+      </w:r>
+      <w:r>
+        <w:rPr>
+          <w:rStyle w:val="VerbatimChar"/>
+        </w:rPr>
+        <w:t xml:space="preserve">SPSurveyAPI.loadSurvey</w:t>
+      </w:r>
+      <w:r>
+        <w:t xml:space="preserve"> </w:t>
+      </w:r>
+      <w:r>
+        <w:t xml:space="preserve">passes to the widget</w:t>
+      </w:r>
+      <w:r>
+        <w:t xml:space="preserve"> </w:t>
+      </w:r>
+      <w:r>
+        <w:t xml:space="preserve">as</w:t>
+      </w:r>
+      <w:r>
+        <w:t xml:space="preserve"> </w:t>
+      </w:r>
+      <w:r>
+        <w:rPr>
+          <w:rStyle w:val="VerbatimChar"/>
+        </w:rPr>
+        <w:t xml:space="preserve">not_show_intro_note</w:t>
+      </w:r>
+      <w:r>
+        <w:t xml:space="preserve">, and the widget’s controller reads:</w:t>
+      </w:r>
+    </w:p>
+    <w:p>
+      <w:pPr>
+        <w:pStyle w:val="SourceCode"/>
+      </w:pPr>
+      <w:r>
+        <w:rPr>
+          <w:rStyle w:val="CommentTok"/>
+        </w:rPr>
+        <w:t xml:space="preserve">// Skip introduction note page</w:t>
+      </w:r>
+      <w:r>
+        <w:br/>
+      </w:r>
+      <w:r>
+        <w:rPr>
+          <w:rStyle w:val="ControlFlowTok"/>
+        </w:rPr>
+        <w:t xml:space="preserve">if</w:t>
+      </w:r>
+      <w:r>
+        <w:rPr>
+          <w:rStyle w:val="NormalTok"/>
+        </w:rPr>
+        <w:t xml:space="preserve"> (c</w:t>
+      </w:r>
+      <w:r>
+        <w:rPr>
+          <w:rStyle w:val="OperatorTok"/>
+        </w:rPr>
+        <w:t xml:space="preserve">.</w:t>
+      </w:r>
+      <w:r>
+        <w:rPr>
+          <w:rStyle w:val="AttributeTok"/>
+        </w:rPr>
+        <w:t xml:space="preserve">data</w:t>
+      </w:r>
+      <w:r>
+        <w:rPr>
+          <w:rStyle w:val="OperatorTok"/>
+        </w:rPr>
+        <w:t xml:space="preserve">.</w:t>
+      </w:r>
+      <w:r>
+        <w:rPr>
+          <w:rStyle w:val="AttributeTok"/>
+        </w:rPr>
+        <w:t xml:space="preserve">not_show_intro_note</w:t>
+      </w:r>
+      <w:r>
+        <w:rPr>
+          <w:rStyle w:val="NormalTok"/>
+        </w:rPr>
+        <w:t xml:space="preserve"> </w:t>
+      </w:r>
+      <w:r>
+        <w:rPr>
+          <w:rStyle w:val="OperatorTok"/>
+        </w:rPr>
+        <w:t xml:space="preserve">==</w:t>
+      </w:r>
+      <w:r>
+        <w:rPr>
+          <w:rStyle w:val="NormalTok"/>
+        </w:rPr>
+        <w:t xml:space="preserve"> </w:t>
+      </w:r>
+      <w:r>
+        <w:rPr>
+          <w:rStyle w:val="StringTok"/>
+        </w:rPr>
+        <w:t xml:space="preserve">'true'</w:t>
+      </w:r>
+      <w:r>
+        <w:rPr>
+          <w:rStyle w:val="NormalTok"/>
+        </w:rPr>
+        <w:t xml:space="preserve">)</w:t>
+      </w:r>
+      <w:r>
+        <w:br/>
+      </w:r>
+      <w:r>
+        <w:rPr>
+          <w:rStyle w:val="NormalTok"/>
+        </w:rPr>
+        <w:t xml:space="preserve">    c</w:t>
+      </w:r>
+      <w:r>
+        <w:rPr>
+          <w:rStyle w:val="OperatorTok"/>
+        </w:rPr>
+        <w:t xml:space="preserve">.</w:t>
+      </w:r>
+      <w:r>
+        <w:rPr>
+          <w:rStyle w:val="AttributeTok"/>
+        </w:rPr>
+        <w:t xml:space="preserve">state</w:t>
+      </w:r>
+      <w:r>
+        <w:rPr>
+          <w:rStyle w:val="NormalTok"/>
+        </w:rPr>
+        <w:t xml:space="preserve"> </w:t>
+      </w:r>
+      <w:r>
+        <w:rPr>
+          <w:rStyle w:val="OperatorTok"/>
+        </w:rPr>
+        <w:t xml:space="preserve">=</w:t>
+      </w:r>
+      <w:r>
+        <w:rPr>
+          <w:rStyle w:val="NormalTok"/>
+        </w:rPr>
+        <w:t xml:space="preserve"> </w:t>
+      </w:r>
+      <w:r>
+        <w:rPr>
+          <w:rStyle w:val="DecValTok"/>
+        </w:rPr>
+        <w:t xml:space="preserve">0</w:t>
+      </w:r>
+      <w:r>
+        <w:rPr>
+          <w:rStyle w:val="OperatorTok"/>
+        </w:rPr>
+        <w:t xml:space="preserve">;</w:t>
+      </w:r>
+    </w:p>
+    <w:p>
+      <w:pPr>
+        <w:pStyle w:val="FirstParagraph"/>
+      </w:pPr>
+      <w:r>
+        <w:t xml:space="preserve">Setting that field on the two portal surveys therefore sends recipients</w:t>
+      </w:r>
+      <w:r>
+        <w:t xml:space="preserve"> </w:t>
+      </w:r>
+      <w:r>
+        <w:t xml:space="preserve">straight to the first question and leaves every other survey on the instance —</w:t>
+      </w:r>
+      <w:r>
+        <w:t xml:space="preserve"> </w:t>
+      </w:r>
+      <w:r>
+        <w:t xml:space="preserve">including Closed Case Survey — on its existing behaviour.</w:t>
+      </w:r>
+      <w:r>
+        <w:t xml:space="preserve"> </w:t>
+      </w:r>
+      <w:r>
+        <w:rPr>
+          <w:rStyle w:val="VerbatimChar"/>
+        </w:rPr>
+        <w:t xml:space="preserve">scripts/configure-survey-landing.js</w:t>
+      </w:r>
+      <w:r>
+        <w:t xml:space="preserve"> </w:t>
+      </w:r>
+      <w:r>
+        <w:t xml:space="preserve">applies it.</w:t>
+      </w:r>
+    </w:p>
+    <w:p>
+      <w:pPr>
+        <w:pStyle w:val="BodyText"/>
+      </w:pPr>
+      <w:r>
+        <w:t xml:space="preserve">The introduction text is left stored but unrendered, so clearing the field</w:t>
+      </w:r>
+      <w:r>
+        <w:t xml:space="preserve"> </w:t>
+      </w:r>
+      <w:r>
+        <w:t xml:space="preserve">restores the landing page without having to rewrite it.</w:t>
+      </w:r>
+    </w:p>
+    <w:bookmarkEnd w:id="31"/>
+    <w:bookmarkStart w:id="35" w:name="portal-widgets"/>
+    <w:p>
+      <w:pPr>
+        <w:pStyle w:val="Heading2"/>
+      </w:pPr>
+      <w:r>
+        <w:t xml:space="preserve">6.2 Portal widgets</w:t>
+      </w:r>
+    </w:p>
+    <w:bookmarkStart w:id="32" w:name="csat-survey-request"/>
+    <w:p>
+      <w:pPr>
+        <w:pStyle w:val="Heading3"/>
+      </w:pPr>
+      <w:r>
+        <w:rPr>
+          <w:rStyle w:val="VerbatimChar"/>
+        </w:rPr>
+        <w:t xml:space="preserve">csat-survey-request</w:t>
+      </w:r>
+    </w:p>
+    <w:p>
+      <w:pPr>
+        <w:pStyle w:val="FirstParagraph"/>
+      </w:pPr>
+      <w:r>
+        <w:t xml:space="preserve">Server script exposes three actions —</w:t>
+      </w:r>
+      <w:r>
+        <w:t xml:space="preserve"> </w:t>
+      </w:r>
+      <w:r>
+        <w:rPr>
+          <w:rStyle w:val="VerbatimChar"/>
+        </w:rPr>
+        <w:t xml:space="preserve">searchCompanies</w:t>
+      </w:r>
+      <w:r>
+        <w:t xml:space="preserve">,</w:t>
+      </w:r>
+      <w:r>
+        <w:t xml:space="preserve"> </w:t>
+      </w:r>
+      <w:r>
+        <w:rPr>
+          <w:rStyle w:val="VerbatimChar"/>
+        </w:rPr>
+        <w:t xml:space="preserve">loadCompany</w:t>
+      </w:r>
+      <w:r>
+        <w:t xml:space="preserve">,</w:t>
+      </w:r>
+      <w:r>
+        <w:t xml:space="preserve"> </w:t>
+      </w:r>
+      <w:r>
+        <w:rPr>
+          <w:rStyle w:val="VerbatimChar"/>
+        </w:rPr>
+        <w:t xml:space="preserve">createRequest</w:t>
+      </w:r>
+      <w:r>
+        <w:t xml:space="preserve"> </w:t>
+      </w:r>
+      <w:r>
+        <w:t xml:space="preserve">— and returns templates, schedule options and the cooldown</w:t>
+      </w:r>
+      <w:r>
+        <w:t xml:space="preserve"> </w:t>
+      </w:r>
+      <w:r>
+        <w:t xml:space="preserve">length on first load.</w:t>
+      </w:r>
+    </w:p>
+    <w:p>
+      <w:pPr>
+        <w:pStyle w:val="BodyText"/>
+      </w:pPr>
+      <w:r>
+        <w:t xml:space="preserve">Client controller handles the debounced company typeahead (300 ms), the</w:t>
+      </w:r>
+      <w:r>
+        <w:t xml:space="preserve"> </w:t>
+      </w:r>
+      <w:r>
+        <w:t xml:space="preserve">recipient picker with filter and chips, schedule narrowing for immediate-only</w:t>
+      </w:r>
+      <w:r>
+        <w:t xml:space="preserve"> </w:t>
+      </w:r>
+      <w:r>
+        <w:t xml:space="preserve">surveys, a confirmation step showing the recipient count, and the post-submit</w:t>
+      </w:r>
+      <w:r>
+        <w:t xml:space="preserve"> </w:t>
+      </w:r>
+      <w:r>
+        <w:t xml:space="preserve">dialog.</w:t>
+      </w:r>
+    </w:p>
+    <w:bookmarkEnd w:id="32"/>
+    <w:bookmarkStart w:id="33" w:name="csat-survey-requests"/>
+    <w:p>
+      <w:pPr>
+        <w:pStyle w:val="Heading3"/>
+      </w:pPr>
+      <w:r>
+        <w:rPr>
+          <w:rStyle w:val="VerbatimChar"/>
+        </w:rPr>
+        <w:t xml:space="preserve">csat-survey-requests</w:t>
+      </w:r>
+    </w:p>
+    <w:p>
+      <w:pPr>
+        <w:pStyle w:val="FirstParagraph"/>
+      </w:pPr>
+      <w:r>
+        <w:t xml:space="preserve">Wraps</w:t>
+      </w:r>
+      <w:r>
+        <w:t xml:space="preserve"> </w:t>
+      </w:r>
+      <w:r>
+        <w:rPr>
+          <w:rStyle w:val="VerbatimChar"/>
+        </w:rPr>
+        <w:t xml:space="preserve">widget-data-table</w:t>
+      </w:r>
+      <w:r>
+        <w:t xml:space="preserve"> </w:t>
+      </w:r>
+      <w:r>
+        <w:t xml:space="preserve">via</w:t>
+      </w:r>
+      <w:r>
+        <w:t xml:space="preserve"> </w:t>
+      </w:r>
+      <w:r>
+        <w:rPr>
+          <w:rStyle w:val="VerbatimChar"/>
+        </w:rPr>
+        <w:t xml:space="preserve">$sp.getWidget()</w:t>
+      </w:r>
+      <w:r>
+        <w:t xml:space="preserve"> </w:t>
+      </w:r>
+      <w:r>
+        <w:t xml:space="preserve">rather than reusing the stock</w:t>
+      </w:r>
+      <w:r>
+        <w:t xml:space="preserve"> </w:t>
+      </w:r>
+      <w:r>
+        <w:rPr>
+          <w:rStyle w:val="VerbatimChar"/>
+        </w:rPr>
+        <w:t xml:space="preserve">list</w:t>
+      </w:r>
+      <w:r>
+        <w:t xml:space="preserve"> </w:t>
+      </w:r>
+      <w:r>
+        <w:t xml:space="preserve">page.</w:t>
+      </w:r>
+    </w:p>
+    <w:p>
+      <w:pPr>
+        <w:pStyle w:val="BlockText"/>
+      </w:pPr>
+      <w:r>
+        <w:t xml:space="preserve">The stock page uses</w:t>
+      </w:r>
+      <w:r>
+        <w:t xml:space="preserve"> </w:t>
+      </w:r>
+      <w:r>
+        <w:rPr>
+          <w:rStyle w:val="VerbatimChar"/>
+        </w:rPr>
+        <w:t xml:space="preserve">data-table-from-url</w:t>
+      </w:r>
+      <w:r>
+        <w:t xml:space="preserve">, which hardcodes</w:t>
+      </w:r>
+      <w:r>
+        <w:t xml:space="preserve"> </w:t>
+      </w:r>
+      <w:r>
+        <w:rPr>
+          <w:rStyle w:val="VerbatimChar"/>
+        </w:rPr>
+        <w:t xml:space="preserve">data.show_new = true</w:t>
+      </w:r>
+      <w:r>
+        <w:t xml:space="preserve"> </w:t>
+      </w:r>
+      <w:r>
+        <w:t xml:space="preserve">with no option to disable it.</w:t>
+      </w:r>
+      <w:r>
+        <w:t xml:space="preserve"> </w:t>
+      </w:r>
+      <w:r>
+        <w:rPr>
+          <w:rStyle w:val="VerbatimChar"/>
+        </w:rPr>
+        <w:t xml:space="preserve">widget-data-table</w:t>
+      </w:r>
+      <w:r>
+        <w:t xml:space="preserve"> </w:t>
+      </w:r>
+      <w:r>
+        <w:t xml:space="preserve">reads</w:t>
+      </w:r>
+      <w:r>
+        <w:t xml:space="preserve"> </w:t>
+      </w:r>
+      <w:r>
+        <w:rPr>
+          <w:rStyle w:val="VerbatimChar"/>
+        </w:rPr>
+        <w:t xml:space="preserve">show_new</w:t>
+      </w:r>
+      <w:r>
+        <w:t xml:space="preserve"> </w:t>
+      </w:r>
+      <w:r>
+        <w:t xml:space="preserve">from its options, so embedding it and leaving that unset</w:t>
+      </w:r>
+      <w:r>
+        <w:t xml:space="preserve"> </w:t>
+      </w:r>
+      <w:r>
+        <w:t xml:space="preserve">removes the stock</w:t>
+      </w:r>
+      <w:r>
+        <w:t xml:space="preserve"> </w:t>
+      </w:r>
+      <w:r>
+        <w:rPr>
+          <w:bCs/>
+          <w:b/>
+        </w:rPr>
+        <w:t xml:space="preserve">New</w:t>
+      </w:r>
+      <w:r>
+        <w:t xml:space="preserve"> </w:t>
+      </w:r>
+      <w:r>
+        <w:t xml:space="preserve">button. The page then supplies</w:t>
+      </w:r>
+      <w:r>
+        <w:t xml:space="preserve"> </w:t>
+      </w:r>
+      <w:r>
+        <w:rPr>
+          <w:bCs/>
+          <w:b/>
+        </w:rPr>
+        <w:t xml:space="preserve">New Survey</w:t>
+      </w:r>
+      <w:r>
+        <w:rPr>
+          <w:bCs/>
+          <w:b/>
+        </w:rPr>
+        <w:t xml:space="preserve"> </w:t>
+      </w:r>
+      <w:r>
+        <w:rPr>
+          <w:bCs/>
+          <w:b/>
+        </w:rPr>
         <w:t xml:space="preserve">Request</w:t>
       </w:r>
       <w:r>
         <w:t xml:space="preserve">, which opens the request form instead of an empty record.</w:t>
       </w:r>
     </w:p>
-    <w:bookmarkEnd w:id="32"/>
-    <w:bookmarkStart w:id="33" w:name="csat-survey-report"/>
+    <w:bookmarkEnd w:id="33"/>
+    <w:bookmarkStart w:id="34" w:name="csat-survey-report"/>
     <w:p>
       <w:pPr>
         <w:pStyle w:val="Heading3"/>
@@ -4166,15 +4648,15 @@
         </w:pict>
       </w:r>
     </w:p>
-    <w:bookmarkEnd w:id="33"/>
     <w:bookmarkEnd w:id="34"/>
-    <w:bookmarkStart w:id="35" w:name="report-exports"/>
+    <w:bookmarkEnd w:id="35"/>
+    <w:bookmarkStart w:id="36" w:name="report-exports"/>
     <w:p>
       <w:pPr>
         <w:pStyle w:val="Heading2"/>
       </w:pPr>
       <w:r>
-        <w:t xml:space="preserve">6.1 Report exports</w:t>
+        <w:t xml:space="preserve">6.3 Report exports</w:t>
       </w:r>
     </w:p>
     <w:p>
@@ -4718,8 +5200,8 @@
         </w:pict>
       </w:r>
     </w:p>
-    <w:bookmarkEnd w:id="35"/>
-    <w:bookmarkStart w:id="36" w:name="scheduled-processing"/>
+    <w:bookmarkEnd w:id="36"/>
+    <w:bookmarkStart w:id="37" w:name="scheduled-processing"/>
     <w:p>
       <w:pPr>
         <w:pStyle w:val="Heading2"/>
@@ -5008,8 +5490,8 @@
         </w:pict>
       </w:r>
     </w:p>
-    <w:bookmarkEnd w:id="36"/>
-    <w:bookmarkStart w:id="38" w:name="deployment"/>
+    <w:bookmarkEnd w:id="37"/>
+    <w:bookmarkStart w:id="39" w:name="deployment"/>
     <w:p>
       <w:pPr>
         <w:pStyle w:val="Heading2"/>
@@ -5433,7 +5915,7 @@
         <w:t xml:space="preserve">when the target is ready to deliver mail.</w:t>
       </w:r>
     </w:p>
-    <w:bookmarkStart w:id="37" w:name="update-set-capture"/>
+    <w:bookmarkStart w:id="38" w:name="update-set-capture"/>
     <w:p>
       <w:pPr>
         <w:pStyle w:val="Heading3"/>
@@ -5514,9 +5996,9 @@
         </w:pict>
       </w:r>
     </w:p>
-    <w:bookmarkEnd w:id="37"/>
     <w:bookmarkEnd w:id="38"/>
-    <w:bookmarkStart w:id="39" w:name="dependencies-and-assumptions"/>
+    <w:bookmarkEnd w:id="39"/>
+    <w:bookmarkStart w:id="40" w:name="dependencies-and-assumptions"/>
     <w:p>
       <w:pPr>
         <w:pStyle w:val="Heading2"/>
@@ -5892,8 +6374,8 @@
         </w:pict>
       </w:r>
     </w:p>
-    <w:bookmarkEnd w:id="39"/>
-    <w:bookmarkStart w:id="40" w:name="known-constraints"/>
+    <w:bookmarkEnd w:id="40"/>
+    <w:bookmarkStart w:id="41" w:name="known-constraints"/>
     <w:p>
       <w:pPr>
         <w:pStyle w:val="Heading2"/>
@@ -6109,8 +6591,8 @@
         <w:t xml:space="preserve">.</w:t>
       </w:r>
     </w:p>
-    <w:bookmarkEnd w:id="40"/>
     <w:bookmarkEnd w:id="41"/>
+    <w:bookmarkEnd w:id="42"/>
     <w:sectPr/>
   </w:body>
 </w:document>
